--- a/40_AWS/05_改修資料/KSM_AWS_MOD_011_設計書_リポジトリ統合設計_ja_vi.docx
+++ b/40_AWS/05_改修資料/KSM_AWS_MOD_011_設計書_リポジトリ統合設計_ja_vi.docx
@@ -80,7 +80,7 @@
           <w:sz w:val="24"/>
           <w:szCs w:val="24"/>
         </w:rPr>
-        <w:t xml:space="preserve">■ ① 文書情報</w:t>
+        <w:t xml:space="preserve">■ 文書情報</w:t>
       </w:r>
       <w:r>
         <w:br/>
@@ -1310,7 +1310,7 @@
           <w:sz w:val="24"/>
           <w:szCs w:val="24"/>
         </w:rPr>
-        <w:t xml:space="preserve">■ ② 改修概要</w:t>
+        <w:t xml:space="preserve">■ 改修概要</w:t>
       </w:r>
       <w:r>
         <w:br/>
@@ -1338,7 +1338,7 @@
           <w:sz w:val="18"/>
           <w:szCs w:val="18"/>
         </w:rPr>
-        <w:t xml:space="preserve">（本セクションの詳細は原文書を参照）</w:t>
+        <w:t xml:space="preserve">（上記文書情報を参照）</w:t>
       </w:r>
       <w:r>
         <w:br/>
@@ -1352,7 +1352,7 @@
           <w:sz w:val="16"/>
           <w:szCs w:val="16"/>
         </w:rPr>
-        <w:t xml:space="preserve">/ (Xem tài liệu gốc cho chi tiết)</w:t>
+        <w:t xml:space="preserve">/ (Xem thông tin tài liệu ở trên)</w:t>
       </w:r>
     </w:p>
     <w:p>
@@ -1371,7 +1371,7 @@
           <w:sz w:val="24"/>
           <w:szCs w:val="24"/>
         </w:rPr>
-        <w:t xml:space="preserve">■ ④ 改修内容</w:t>
+        <w:t xml:space="preserve">■ 改修内容</w:t>
       </w:r>
       <w:r>
         <w:br/>
@@ -3670,79 +3670,149 @@
               <w:t xml:space="preserve">git read-treeコマンドを使用することで、各旧リポジトリのgit</w:t>
             </w:r>
           </w:p>
+          <w:p>
+            <w:pPr>
+              <w:spacing w:before="0" w:after="0"/>
+            </w:pPr>
+            <w:r>
+              <w:rPr>
+                <w:rFonts w:ascii="Courier New" w:cs="Courier New" w:eastAsia="Courier New" w:hAnsi="Courier New"/>
+                <w:color w:val="404040"/>
+                <w:sz w:val="16"/>
+                <w:szCs w:val="16"/>
+              </w:rPr>
+              <w:t xml:space="preserve"/>
+            </w:r>
+          </w:p>
+          <w:p>
+            <w:pPr>
+              <w:spacing w:before="0" w:after="0"/>
+            </w:pPr>
+            <w:r>
+              <w:rPr>
+                <w:rFonts w:ascii="Courier New" w:cs="Courier New" w:eastAsia="Courier New" w:hAnsi="Courier New"/>
+                <w:color w:val="404040"/>
+                <w:sz w:val="16"/>
+                <w:szCs w:val="16"/>
+              </w:rPr>
+              <w:t xml:space="preserve">commitログをPOS-SERVER配下の各サブディレクトリへ完全に移植できる。git</w:t>
+            </w:r>
+          </w:p>
+          <w:p>
+            <w:pPr>
+              <w:spacing w:before="0" w:after="0"/>
+            </w:pPr>
+            <w:r>
+              <w:rPr>
+                <w:rFonts w:ascii="Courier New" w:cs="Courier New" w:eastAsia="Courier New" w:hAnsi="Courier New"/>
+                <w:color w:val="404040"/>
+                <w:sz w:val="16"/>
+                <w:szCs w:val="16"/>
+              </w:rPr>
+              <w:t xml:space="preserve"/>
+            </w:r>
+          </w:p>
+          <w:p>
+            <w:pPr>
+              <w:spacing w:before="0" w:after="0"/>
+            </w:pPr>
+            <w:r>
+              <w:rPr>
+                <w:rFonts w:ascii="Courier New" w:cs="Courier New" w:eastAsia="Courier New" w:hAnsi="Courier New"/>
+                <w:color w:val="404040"/>
+                <w:sz w:val="16"/>
+                <w:szCs w:val="16"/>
+              </w:rPr>
+              <w:t xml:space="preserve">log \--followによるファイル履歴追跡も維持される。</w:t>
+            </w:r>
+          </w:p>
+          <w:p>
+            <w:pPr>
+              <w:spacing w:before="0" w:after="0"/>
+            </w:pPr>
+            <w:r>
+              <w:rPr>
+                <w:rFonts w:ascii="Courier New" w:cs="Courier New" w:eastAsia="Courier New" w:hAnsi="Courier New"/>
+                <w:color w:val="404040"/>
+                <w:sz w:val="16"/>
+                <w:szCs w:val="16"/>
+              </w:rPr>
+              <w:t xml:space="preserve"/>
+            </w:r>
+          </w:p>
+          <w:p>
+            <w:pPr>
+              <w:spacing w:before="0" w:after="0"/>
+            </w:pPr>
+            <w:r>
+              <w:rPr>
+                <w:rFonts w:ascii="Courier New" w:cs="Courier New" w:eastAsia="Courier New" w:hAnsi="Courier New"/>
+                <w:color w:val="404040"/>
+                <w:sz w:val="16"/>
+                <w:szCs w:val="16"/>
+              </w:rPr>
+              <w:t xml:space="preserve">Sử dụng lệnh git read-tree để chuyển toàn bộ lịch sử git commit từ các</w:t>
+            </w:r>
+          </w:p>
+          <w:p>
+            <w:pPr>
+              <w:spacing w:before="0" w:after="0"/>
+            </w:pPr>
+            <w:r>
+              <w:rPr>
+                <w:rFonts w:ascii="Courier New" w:cs="Courier New" w:eastAsia="Courier New" w:hAnsi="Courier New"/>
+                <w:color w:val="404040"/>
+                <w:sz w:val="16"/>
+                <w:szCs w:val="16"/>
+              </w:rPr>
+              <w:t xml:space="preserve"/>
+            </w:r>
+          </w:p>
+          <w:p>
+            <w:pPr>
+              <w:spacing w:before="0" w:after="0"/>
+            </w:pPr>
+            <w:r>
+              <w:rPr>
+                <w:rFonts w:ascii="Courier New" w:cs="Courier New" w:eastAsia="Courier New" w:hAnsi="Courier New"/>
+                <w:color w:val="404040"/>
+                <w:sz w:val="16"/>
+                <w:szCs w:val="16"/>
+              </w:rPr>
+              <w:t xml:space="preserve">repo cũ vào các thư mục con tương ứng trong POS-SERVER. Khả năng theo</w:t>
+            </w:r>
+          </w:p>
+          <w:p>
+            <w:pPr>
+              <w:spacing w:before="0" w:after="0"/>
+            </w:pPr>
+            <w:r>
+              <w:rPr>
+                <w:rFonts w:ascii="Courier New" w:cs="Courier New" w:eastAsia="Courier New" w:hAnsi="Courier New"/>
+                <w:color w:val="404040"/>
+                <w:sz w:val="16"/>
+                <w:szCs w:val="16"/>
+              </w:rPr>
+              <w:t xml:space="preserve"/>
+            </w:r>
+          </w:p>
+          <w:p>
+            <w:pPr>
+              <w:spacing w:before="0" w:after="0"/>
+            </w:pPr>
+            <w:r>
+              <w:rPr>
+                <w:rFonts w:ascii="Courier New" w:cs="Courier New" w:eastAsia="Courier New" w:hAnsi="Courier New"/>
+                <w:color w:val="404040"/>
+                <w:sz w:val="16"/>
+                <w:szCs w:val="16"/>
+              </w:rPr>
+              <w:t xml:space="preserve">dõi lịch sử file bằng git log \--follow vẫn được duy trì.</w:t>
+            </w:r>
+          </w:p>
         </w:tc>
       </w:tr>
     </w:tbl>
-    <w:p>
-      <w:pPr>
-        <w:spacing w:before="100" w:after="100"/>
-      </w:pPr>
-      <w:r>
-        <w:rPr>
-          <w:rFonts w:ascii="BIZ UDPGothic" w:cs="BIZ UDPGothic" w:eastAsia="BIZ UDPGothic" w:hAnsi="BIZ UDPGothic"/>
-          <w:color w:val="404040"/>
-          <w:sz w:val="18"/>
-          <w:szCs w:val="18"/>
-        </w:rPr>
-        <w:t xml:space="preserve">commitログをPOS-SERVER配下の各サブディレクトリへ完全に移植できる。git</w:t>
-      </w:r>
-    </w:p>
-    <w:p>
-      <w:pPr>
-        <w:spacing w:before="100" w:after="100"/>
-      </w:pPr>
-      <w:r>
-        <w:rPr>
-          <w:rFonts w:ascii="BIZ UDPGothic" w:cs="BIZ UDPGothic" w:eastAsia="BIZ UDPGothic" w:hAnsi="BIZ UDPGothic"/>
-          <w:color w:val="404040"/>
-          <w:sz w:val="18"/>
-          <w:szCs w:val="18"/>
-        </w:rPr>
-        <w:t xml:space="preserve">log \--followによるファイル履歴追跡も維持される。</w:t>
-      </w:r>
-    </w:p>
-    <w:p>
-      <w:pPr>
-        <w:spacing w:before="100" w:after="100"/>
-      </w:pPr>
-      <w:r>
-        <w:rPr>
-          <w:rFonts w:ascii="BIZ UDPGothic" w:cs="BIZ UDPGothic" w:eastAsia="BIZ UDPGothic" w:hAnsi="BIZ UDPGothic"/>
-          <w:color w:val="404040"/>
-          <w:sz w:val="18"/>
-          <w:szCs w:val="18"/>
-        </w:rPr>
-        <w:t xml:space="preserve">Sử dụng lệnh git read-tree để chuyển toàn bộ lịch sử git commit từ các</w:t>
-      </w:r>
-    </w:p>
-    <w:p>
-      <w:pPr>
-        <w:spacing w:before="100" w:after="100"/>
-      </w:pPr>
-      <w:r>
-        <w:rPr>
-          <w:rFonts w:ascii="BIZ UDPGothic" w:cs="BIZ UDPGothic" w:eastAsia="BIZ UDPGothic" w:hAnsi="BIZ UDPGothic"/>
-          <w:color w:val="404040"/>
-          <w:sz w:val="18"/>
-          <w:szCs w:val="18"/>
-        </w:rPr>
-        <w:t xml:space="preserve">repo cũ vào các thư mục con tương ứng trong POS-SERVER. Khả năng theo</w:t>
-      </w:r>
-    </w:p>
-    <w:p>
-      <w:pPr>
-        <w:spacing w:before="100" w:after="100"/>
-      </w:pPr>
-      <w:r>
-        <w:rPr>
-          <w:rFonts w:ascii="BIZ UDPGothic" w:cs="BIZ UDPGothic" w:eastAsia="BIZ UDPGothic" w:hAnsi="BIZ UDPGothic"/>
-          <w:color w:val="404040"/>
-          <w:sz w:val="18"/>
-          <w:szCs w:val="18"/>
-        </w:rPr>
-        <w:t xml:space="preserve">dõi lịch sử file bằng git log \--follow vẫn được duy trì.</w:t>
-      </w:r>
-    </w:p>
     <w:p>
       <w:pPr>
         <w:spacing w:before="100" w:after="100"/>
@@ -5143,317 +5213,345 @@
               <w:t xml:space="preserve">khi import</w:t>
             </w:r>
           </w:p>
+          <w:p>
+            <w:pPr>
+              <w:spacing w:before="0" w:after="0"/>
+            </w:pPr>
+            <w:r>
+              <w:rPr>
+                <w:rFonts w:ascii="Courier New" w:cs="Courier New" w:eastAsia="Courier New" w:hAnsi="Courier New"/>
+                <w:color w:val="404040"/>
+                <w:sz w:val="16"/>
+                <w:szCs w:val="16"/>
+              </w:rPr>
+              <w:t xml:space="preserve"/>
+            </w:r>
+          </w:p>
+          <w:p>
+            <w:pPr>
+              <w:spacing w:before="0" w:after="0"/>
+            </w:pPr>
+            <w:r>
+              <w:rPr>
+                <w:rFonts w:ascii="Courier New" w:cs="Courier New" w:eastAsia="Courier New" w:hAnsi="Courier New"/>
+                <w:color w:val="404040"/>
+                <w:sz w:val="16"/>
+                <w:szCs w:val="16"/>
+              </w:rPr>
+              <w:t xml:space="preserve">R - 0 4     GitHub               中 / Tr ung 高 / Cao    .env.exa             旧リポジト</w:t>
+            </w:r>
+          </w:p>
+          <w:p>
+            <w:pPr>
+              <w:spacing w:before="0" w:after="0"/>
+            </w:pPr>
+            <w:r>
+              <w:rPr>
+                <w:rFonts w:ascii="Courier New" w:cs="Courier New" w:eastAsia="Courier New" w:hAnsi="Courier New"/>
+                <w:color w:val="404040"/>
+                <w:sz w:val="16"/>
+                <w:szCs w:val="16"/>
+              </w:rPr>
+              <w:t xml:space="preserve">Secretsの設定漏れ    b ình                   mpleをチェックリ     リのSecre</w:t>
+            </w:r>
+          </w:p>
+          <w:p>
+            <w:pPr>
+              <w:spacing w:before="0" w:after="0"/>
+            </w:pPr>
+            <w:r>
+              <w:rPr>
+                <w:rFonts w:ascii="Courier New" w:cs="Courier New" w:eastAsia="Courier New" w:hAnsi="Courier New"/>
+                <w:color w:val="404040"/>
+                <w:sz w:val="16"/>
+                <w:szCs w:val="16"/>
+              </w:rPr>
+              <w:t xml:space="preserve">Thiếu sót cấu hình                           スト代わりに使用     tsをそのま</w:t>
+            </w:r>
+          </w:p>
+          <w:p>
+            <w:pPr>
+              <w:spacing w:before="0" w:after="0"/>
+            </w:pPr>
+            <w:r>
+              <w:rPr>
+                <w:rFonts w:ascii="Courier New" w:cs="Courier New" w:eastAsia="Courier New" w:hAnsi="Courier New"/>
+                <w:color w:val="404040"/>
+                <w:sz w:val="16"/>
+                <w:szCs w:val="16"/>
+              </w:rPr>
+              <w:t xml:space="preserve">GitHub Secrets                               CI実行前にS          ま使用継続</w:t>
+            </w:r>
+          </w:p>
+          <w:p>
+            <w:pPr>
+              <w:spacing w:before="0" w:after="0"/>
+            </w:pPr>
+            <w:r>
+              <w:rPr>
+                <w:rFonts w:ascii="Courier New" w:cs="Courier New" w:eastAsia="Courier New" w:hAnsi="Courier New"/>
+                <w:color w:val="404040"/>
+                <w:sz w:val="16"/>
+                <w:szCs w:val="16"/>
+              </w:rPr>
+              <w:t xml:space="preserve">ecrets一覧を照合     Tiếp tục dùng</w:t>
+            </w:r>
+          </w:p>
+          <w:p>
+            <w:pPr>
+              <w:spacing w:before="0" w:after="0"/>
+            </w:pPr>
+            <w:r>
+              <w:rPr>
+                <w:rFonts w:ascii="Courier New" w:cs="Courier New" w:eastAsia="Courier New" w:hAnsi="Courier New"/>
+                <w:color w:val="404040"/>
+                <w:sz w:val="16"/>
+                <w:szCs w:val="16"/>
+              </w:rPr>
+              <w:t xml:space="preserve">Dùng .env.example    Secrets của</w:t>
+            </w:r>
+          </w:p>
+          <w:p>
+            <w:pPr>
+              <w:spacing w:before="0" w:after="0"/>
+            </w:pPr>
+            <w:r>
+              <w:rPr>
+                <w:rFonts w:ascii="Courier New" w:cs="Courier New" w:eastAsia="Courier New" w:hAnsi="Courier New"/>
+                <w:color w:val="404040"/>
+                <w:sz w:val="16"/>
+                <w:szCs w:val="16"/>
+              </w:rPr>
+              <w:t xml:space="preserve">làm checklist Đối    repo cũ</w:t>
+            </w:r>
+          </w:p>
+          <w:p>
+            <w:pPr>
+              <w:spacing w:before="0" w:after="0"/>
+            </w:pPr>
+            <w:r>
+              <w:rPr>
+                <w:rFonts w:ascii="Courier New" w:cs="Courier New" w:eastAsia="Courier New" w:hAnsi="Courier New"/>
+                <w:color w:val="404040"/>
+                <w:sz w:val="16"/>
+                <w:szCs w:val="16"/>
+              </w:rPr>
+              <w:t xml:space="preserve">chiếu danh sách</w:t>
+            </w:r>
+          </w:p>
+          <w:p>
+            <w:pPr>
+              <w:spacing w:before="0" w:after="0"/>
+            </w:pPr>
+            <w:r>
+              <w:rPr>
+                <w:rFonts w:ascii="Courier New" w:cs="Courier New" w:eastAsia="Courier New" w:hAnsi="Courier New"/>
+                <w:color w:val="404040"/>
+                <w:sz w:val="16"/>
+                <w:szCs w:val="16"/>
+              </w:rPr>
+              <w:t xml:space="preserve">Secrets trước khi</w:t>
+            </w:r>
+          </w:p>
+          <w:p>
+            <w:pPr>
+              <w:spacing w:before="0" w:after="0"/>
+            </w:pPr>
+            <w:r>
+              <w:rPr>
+                <w:rFonts w:ascii="Courier New" w:cs="Courier New" w:eastAsia="Courier New" w:hAnsi="Courier New"/>
+                <w:color w:val="404040"/>
+                <w:sz w:val="16"/>
+                <w:szCs w:val="16"/>
+              </w:rPr>
+              <w:t xml:space="preserve">chạy CI</w:t>
+            </w:r>
+          </w:p>
+          <w:p>
+            <w:pPr>
+              <w:spacing w:before="0" w:after="0"/>
+            </w:pPr>
+            <w:r>
+              <w:rPr>
+                <w:rFonts w:ascii="Courier New" w:cs="Courier New" w:eastAsia="Courier New" w:hAnsi="Courier New"/>
+                <w:color w:val="404040"/>
+                <w:sz w:val="16"/>
+                <w:szCs w:val="16"/>
+              </w:rPr>
+              <w:t xml:space="preserve"/>
+            </w:r>
+          </w:p>
+          <w:p>
+            <w:pPr>
+              <w:spacing w:before="0" w:after="0"/>
+            </w:pPr>
+            <w:r>
+              <w:rPr>
+                <w:rFonts w:ascii="Courier New" w:cs="Courier New" w:eastAsia="Courier New" w:hAnsi="Courier New"/>
+                <w:color w:val="404040"/>
+                <w:sz w:val="16"/>
+                <w:szCs w:val="16"/>
+              </w:rPr>
+              <w:t xml:space="preserve">R - 0 5     本番環境へ           低 / T hấp  低 / T hấp  移行期               旧リポジ</w:t>
+            </w:r>
+          </w:p>
+          <w:p>
+            <w:pPr>
+              <w:spacing w:before="0" w:after="0"/>
+            </w:pPr>
+            <w:r>
+              <w:rPr>
+                <w:rFonts w:ascii="Courier New" w:cs="Courier New" w:eastAsia="Courier New" w:hAnsi="Courier New"/>
+                <w:color w:val="404040"/>
+                <w:sz w:val="16"/>
+                <w:szCs w:val="16"/>
+              </w:rPr>
+              <w:t xml:space="preserve">のダウンタイム発生                           間中は旧リポをそ     トリに即時</w:t>
+            </w:r>
+          </w:p>
+          <w:p>
+            <w:pPr>
+              <w:spacing w:before="0" w:after="0"/>
+            </w:pPr>
+            <w:r>
+              <w:rPr>
+                <w:rFonts w:ascii="Courier New" w:cs="Courier New" w:eastAsia="Courier New" w:hAnsi="Courier New"/>
+                <w:color w:val="404040"/>
+                <w:sz w:val="16"/>
+                <w:szCs w:val="16"/>
+              </w:rPr>
+              <w:t xml:space="preserve">Phát sinh downtime                           のまま本番で稼働     切り戻し（</w:t>
+            </w:r>
+          </w:p>
+          <w:p>
+            <w:pPr>
+              <w:spacing w:before="0" w:after="0"/>
+            </w:pPr>
+            <w:r>
+              <w:rPr>
+                <w:rFonts w:ascii="Courier New" w:cs="Courier New" w:eastAsia="Courier New" w:hAnsi="Courier New"/>
+                <w:color w:val="404040"/>
+                <w:sz w:val="16"/>
+                <w:szCs w:val="16"/>
+              </w:rPr>
+              <w:t xml:space="preserve">môi trường                                   新リポ               影響なし）</w:t>
+            </w:r>
+          </w:p>
+          <w:p>
+            <w:pPr>
+              <w:spacing w:before="0" w:after="0"/>
+            </w:pPr>
+            <w:r>
+              <w:rPr>
+                <w:rFonts w:ascii="Courier New" w:cs="Courier New" w:eastAsia="Courier New" w:hAnsi="Courier New"/>
+                <w:color w:val="404040"/>
+                <w:sz w:val="16"/>
+                <w:szCs w:val="16"/>
+              </w:rPr>
+              <w:t xml:space="preserve">production                                   はstaging環境で      Chuyển ngay về</w:t>
+            </w:r>
+          </w:p>
+          <w:p>
+            <w:pPr>
+              <w:spacing w:before="0" w:after="0"/>
+            </w:pPr>
+            <w:r>
+              <w:rPr>
+                <w:rFonts w:ascii="Courier New" w:cs="Courier New" w:eastAsia="Courier New" w:hAnsi="Courier New"/>
+                <w:color w:val="404040"/>
+                <w:sz w:val="16"/>
+                <w:szCs w:val="16"/>
+              </w:rPr>
+              <w:t xml:space="preserve">検証完了後に切替 Vẫn repo cũ (không</w:t>
+            </w:r>
+          </w:p>
+          <w:p>
+            <w:pPr>
+              <w:spacing w:before="0" w:after="0"/>
+            </w:pPr>
+            <w:r>
+              <w:rPr>
+                <w:rFonts w:ascii="Courier New" w:cs="Courier New" w:eastAsia="Courier New" w:hAnsi="Courier New"/>
+                <w:color w:val="404040"/>
+                <w:sz w:val="16"/>
+                <w:szCs w:val="16"/>
+              </w:rPr>
+              <w:t xml:space="preserve">chạy repo cũ trên    ảnh hưởng)</w:t>
+            </w:r>
+          </w:p>
+          <w:p>
+            <w:pPr>
+              <w:spacing w:before="0" w:after="0"/>
+            </w:pPr>
+            <w:r>
+              <w:rPr>
+                <w:rFonts w:ascii="Courier New" w:cs="Courier New" w:eastAsia="Courier New" w:hAnsi="Courier New"/>
+                <w:color w:val="404040"/>
+                <w:sz w:val="16"/>
+                <w:szCs w:val="16"/>
+              </w:rPr>
+              <w:t xml:space="preserve">production trong quá</w:t>
+            </w:r>
+          </w:p>
+          <w:p>
+            <w:pPr>
+              <w:spacing w:before="0" w:after="0"/>
+            </w:pPr>
+            <w:r>
+              <w:rPr>
+                <w:rFonts w:ascii="Courier New" w:cs="Courier New" w:eastAsia="Courier New" w:hAnsi="Courier New"/>
+                <w:color w:val="404040"/>
+                <w:sz w:val="16"/>
+                <w:szCs w:val="16"/>
+              </w:rPr>
+              <w:t xml:space="preserve">trình migration Chỉ</w:t>
+            </w:r>
+          </w:p>
+          <w:p>
+            <w:pPr>
+              <w:spacing w:before="0" w:after="0"/>
+            </w:pPr>
+            <w:r>
+              <w:rPr>
+                <w:rFonts w:ascii="Courier New" w:cs="Courier New" w:eastAsia="Courier New" w:hAnsi="Courier New"/>
+                <w:color w:val="404040"/>
+                <w:sz w:val="16"/>
+                <w:szCs w:val="16"/>
+              </w:rPr>
+              <w:t xml:space="preserve">chuyển đổi sau khi</w:t>
+            </w:r>
+          </w:p>
+          <w:p>
+            <w:pPr>
+              <w:spacing w:before="0" w:after="0"/>
+            </w:pPr>
+            <w:r>
+              <w:rPr>
+                <w:rFonts w:ascii="Courier New" w:cs="Courier New" w:eastAsia="Courier New" w:hAnsi="Courier New"/>
+                <w:color w:val="404040"/>
+                <w:sz w:val="16"/>
+                <w:szCs w:val="16"/>
+              </w:rPr>
+              <w:t xml:space="preserve">xác nhận xong trên</w:t>
+            </w:r>
+          </w:p>
+          <w:p>
+            <w:pPr>
+              <w:spacing w:before="0" w:after="0"/>
+            </w:pPr>
+            <w:r>
+              <w:rPr>
+                <w:rFonts w:ascii="Courier New" w:cs="Courier New" w:eastAsia="Courier New" w:hAnsi="Courier New"/>
+                <w:color w:val="404040"/>
+                <w:sz w:val="16"/>
+                <w:szCs w:val="16"/>
+              </w:rPr>
+              <w:t xml:space="preserve">staging</w:t>
+            </w:r>
+          </w:p>
         </w:tc>
       </w:tr>
     </w:tbl>
-    <w:p>
-      <w:pPr>
-        <w:spacing w:before="100" w:after="100"/>
-      </w:pPr>
-      <w:r>
-        <w:rPr>
-          <w:rFonts w:ascii="BIZ UDPGothic" w:cs="BIZ UDPGothic" w:eastAsia="BIZ UDPGothic" w:hAnsi="BIZ UDPGothic"/>
-          <w:color w:val="404040"/>
-          <w:sz w:val="18"/>
-          <w:szCs w:val="18"/>
-        </w:rPr>
-        <w:t xml:space="preserve">R - 0 4     GitHub               中 / Tr ung 高 / Cao    .env.exa             旧リポジト</w:t>
-      </w:r>
-    </w:p>
-    <w:p>
-      <w:pPr>
-        <w:spacing w:before="100" w:after="100"/>
-      </w:pPr>
-      <w:r>
-        <w:rPr>
-          <w:rFonts w:ascii="BIZ UDPGothic" w:cs="BIZ UDPGothic" w:eastAsia="BIZ UDPGothic" w:hAnsi="BIZ UDPGothic"/>
-          <w:color w:val="404040"/>
-          <w:sz w:val="18"/>
-          <w:szCs w:val="18"/>
-        </w:rPr>
-        <w:t xml:space="preserve">Secretsの設定漏れ    b ình                   mpleをチェックリ     リのSecre</w:t>
-      </w:r>
-    </w:p>
-    <w:p>
-      <w:pPr>
-        <w:spacing w:before="100" w:after="100"/>
-      </w:pPr>
-      <w:r>
-        <w:rPr>
-          <w:rFonts w:ascii="BIZ UDPGothic" w:cs="BIZ UDPGothic" w:eastAsia="BIZ UDPGothic" w:hAnsi="BIZ UDPGothic"/>
-          <w:color w:val="404040"/>
-          <w:sz w:val="18"/>
-          <w:szCs w:val="18"/>
-        </w:rPr>
-        <w:t xml:space="preserve">Thiếu sót cấu hình                           スト代わりに使用     tsをそのま</w:t>
-      </w:r>
-    </w:p>
-    <w:p>
-      <w:pPr>
-        <w:spacing w:before="100" w:after="100"/>
-      </w:pPr>
-      <w:r>
-        <w:rPr>
-          <w:rFonts w:ascii="BIZ UDPGothic" w:cs="BIZ UDPGothic" w:eastAsia="BIZ UDPGothic" w:hAnsi="BIZ UDPGothic"/>
-          <w:color w:val="404040"/>
-          <w:sz w:val="18"/>
-          <w:szCs w:val="18"/>
-        </w:rPr>
-        <w:t xml:space="preserve">GitHub Secrets                               CI実行前にS          ま使用継続</w:t>
-      </w:r>
-    </w:p>
-    <w:p>
-      <w:pPr>
-        <w:spacing w:before="100" w:after="100"/>
-      </w:pPr>
-      <w:r>
-        <w:rPr>
-          <w:rFonts w:ascii="BIZ UDPGothic" w:cs="BIZ UDPGothic" w:eastAsia="BIZ UDPGothic" w:hAnsi="BIZ UDPGothic"/>
-          <w:color w:val="404040"/>
-          <w:sz w:val="18"/>
-          <w:szCs w:val="18"/>
-        </w:rPr>
-        <w:t xml:space="preserve">ecrets一覧を照合     Tiếp tục dùng</w:t>
-      </w:r>
-    </w:p>
-    <w:p>
-      <w:pPr>
-        <w:spacing w:before="100" w:after="100"/>
-      </w:pPr>
-      <w:r>
-        <w:rPr>
-          <w:rFonts w:ascii="BIZ UDPGothic" w:cs="BIZ UDPGothic" w:eastAsia="BIZ UDPGothic" w:hAnsi="BIZ UDPGothic"/>
-          <w:color w:val="404040"/>
-          <w:sz w:val="18"/>
-          <w:szCs w:val="18"/>
-        </w:rPr>
-        <w:t xml:space="preserve">Dùng .env.example    Secrets của</w:t>
-      </w:r>
-    </w:p>
-    <w:p>
-      <w:pPr>
-        <w:spacing w:before="100" w:after="100"/>
-      </w:pPr>
-      <w:r>
-        <w:rPr>
-          <w:rFonts w:ascii="BIZ UDPGothic" w:cs="BIZ UDPGothic" w:eastAsia="BIZ UDPGothic" w:hAnsi="BIZ UDPGothic"/>
-          <w:color w:val="404040"/>
-          <w:sz w:val="18"/>
-          <w:szCs w:val="18"/>
-        </w:rPr>
-        <w:t xml:space="preserve">làm checklist Đối    repo cũ</w:t>
-      </w:r>
-    </w:p>
-    <w:p>
-      <w:pPr>
-        <w:spacing w:before="100" w:after="100"/>
-      </w:pPr>
-      <w:r>
-        <w:rPr>
-          <w:rFonts w:ascii="BIZ UDPGothic" w:cs="BIZ UDPGothic" w:eastAsia="BIZ UDPGothic" w:hAnsi="BIZ UDPGothic"/>
-          <w:color w:val="404040"/>
-          <w:sz w:val="18"/>
-          <w:szCs w:val="18"/>
-        </w:rPr>
-        <w:t xml:space="preserve">chiếu danh sách</w:t>
-      </w:r>
-    </w:p>
-    <w:p>
-      <w:pPr>
-        <w:spacing w:before="100" w:after="100"/>
-      </w:pPr>
-      <w:r>
-        <w:rPr>
-          <w:rFonts w:ascii="BIZ UDPGothic" w:cs="BIZ UDPGothic" w:eastAsia="BIZ UDPGothic" w:hAnsi="BIZ UDPGothic"/>
-          <w:color w:val="404040"/>
-          <w:sz w:val="18"/>
-          <w:szCs w:val="18"/>
-        </w:rPr>
-        <w:t xml:space="preserve">Secrets trước khi</w:t>
-      </w:r>
-    </w:p>
-    <w:p>
-      <w:pPr>
-        <w:spacing w:before="100" w:after="100"/>
-      </w:pPr>
-      <w:r>
-        <w:rPr>
-          <w:rFonts w:ascii="BIZ UDPGothic" w:cs="BIZ UDPGothic" w:eastAsia="BIZ UDPGothic" w:hAnsi="BIZ UDPGothic"/>
-          <w:color w:val="404040"/>
-          <w:sz w:val="18"/>
-          <w:szCs w:val="18"/>
-        </w:rPr>
-        <w:t xml:space="preserve">chạy CI</w:t>
-      </w:r>
-    </w:p>
-    <w:p>
-      <w:pPr>
-        <w:spacing w:before="100" w:after="100"/>
-      </w:pPr>
-      <w:r>
-        <w:rPr>
-          <w:rFonts w:ascii="BIZ UDPGothic" w:cs="BIZ UDPGothic" w:eastAsia="BIZ UDPGothic" w:hAnsi="BIZ UDPGothic"/>
-          <w:color w:val="404040"/>
-          <w:sz w:val="18"/>
-          <w:szCs w:val="18"/>
-        </w:rPr>
-        <w:t xml:space="preserve">R - 0 5     本番環境へ           低 / T hấp  低 / T hấp  移行期               旧リポジ</w:t>
-      </w:r>
-    </w:p>
-    <w:p>
-      <w:pPr>
-        <w:spacing w:before="100" w:after="100"/>
-      </w:pPr>
-      <w:r>
-        <w:rPr>
-          <w:rFonts w:ascii="BIZ UDPGothic" w:cs="BIZ UDPGothic" w:eastAsia="BIZ UDPGothic" w:hAnsi="BIZ UDPGothic"/>
-          <w:color w:val="404040"/>
-          <w:sz w:val="18"/>
-          <w:szCs w:val="18"/>
-        </w:rPr>
-        <w:t xml:space="preserve">のダウンタイム発生                           間中は旧リポをそ     トリに即時</w:t>
-      </w:r>
-    </w:p>
-    <w:p>
-      <w:pPr>
-        <w:spacing w:before="100" w:after="100"/>
-      </w:pPr>
-      <w:r>
-        <w:rPr>
-          <w:rFonts w:ascii="BIZ UDPGothic" w:cs="BIZ UDPGothic" w:eastAsia="BIZ UDPGothic" w:hAnsi="BIZ UDPGothic"/>
-          <w:color w:val="404040"/>
-          <w:sz w:val="18"/>
-          <w:szCs w:val="18"/>
-        </w:rPr>
-        <w:t xml:space="preserve">Phát sinh downtime                           のまま本番で稼働     切り戻し（</w:t>
-      </w:r>
-    </w:p>
-    <w:p>
-      <w:pPr>
-        <w:spacing w:before="100" w:after="100"/>
-      </w:pPr>
-      <w:r>
-        <w:rPr>
-          <w:rFonts w:ascii="BIZ UDPGothic" w:cs="BIZ UDPGothic" w:eastAsia="BIZ UDPGothic" w:hAnsi="BIZ UDPGothic"/>
-          <w:color w:val="404040"/>
-          <w:sz w:val="18"/>
-          <w:szCs w:val="18"/>
-        </w:rPr>
-        <w:t xml:space="preserve">môi trường                                   新リポ               影響なし）</w:t>
-      </w:r>
-    </w:p>
-    <w:p>
-      <w:pPr>
-        <w:spacing w:before="100" w:after="100"/>
-      </w:pPr>
-      <w:r>
-        <w:rPr>
-          <w:rFonts w:ascii="BIZ UDPGothic" w:cs="BIZ UDPGothic" w:eastAsia="BIZ UDPGothic" w:hAnsi="BIZ UDPGothic"/>
-          <w:color w:val="404040"/>
-          <w:sz w:val="18"/>
-          <w:szCs w:val="18"/>
-        </w:rPr>
-        <w:t xml:space="preserve">production                                   はstaging環境で      Chuyển ngay về</w:t>
-      </w:r>
-    </w:p>
-    <w:p>
-      <w:pPr>
-        <w:spacing w:before="100" w:after="100"/>
-      </w:pPr>
-      <w:r>
-        <w:rPr>
-          <w:rFonts w:ascii="BIZ UDPGothic" w:cs="BIZ UDPGothic" w:eastAsia="BIZ UDPGothic" w:hAnsi="BIZ UDPGothic"/>
-          <w:color w:val="404040"/>
-          <w:sz w:val="18"/>
-          <w:szCs w:val="18"/>
-        </w:rPr>
-        <w:t xml:space="preserve">検証完了後に切替 Vẫn repo cũ (không</w:t>
-      </w:r>
-    </w:p>
-    <w:p>
-      <w:pPr>
-        <w:spacing w:before="100" w:after="100"/>
-      </w:pPr>
-      <w:r>
-        <w:rPr>
-          <w:rFonts w:ascii="BIZ UDPGothic" w:cs="BIZ UDPGothic" w:eastAsia="BIZ UDPGothic" w:hAnsi="BIZ UDPGothic"/>
-          <w:color w:val="404040"/>
-          <w:sz w:val="18"/>
-          <w:szCs w:val="18"/>
-        </w:rPr>
-        <w:t xml:space="preserve">chạy repo cũ trên    ảnh hưởng)</w:t>
-      </w:r>
-    </w:p>
-    <w:p>
-      <w:pPr>
-        <w:spacing w:before="100" w:after="100"/>
-      </w:pPr>
-      <w:r>
-        <w:rPr>
-          <w:rFonts w:ascii="BIZ UDPGothic" w:cs="BIZ UDPGothic" w:eastAsia="BIZ UDPGothic" w:hAnsi="BIZ UDPGothic"/>
-          <w:color w:val="404040"/>
-          <w:sz w:val="18"/>
-          <w:szCs w:val="18"/>
-        </w:rPr>
-        <w:t xml:space="preserve">production trong quá</w:t>
-      </w:r>
-    </w:p>
-    <w:p>
-      <w:pPr>
-        <w:spacing w:before="100" w:after="100"/>
-      </w:pPr>
-      <w:r>
-        <w:rPr>
-          <w:rFonts w:ascii="BIZ UDPGothic" w:cs="BIZ UDPGothic" w:eastAsia="BIZ UDPGothic" w:hAnsi="BIZ UDPGothic"/>
-          <w:color w:val="404040"/>
-          <w:sz w:val="18"/>
-          <w:szCs w:val="18"/>
-        </w:rPr>
-        <w:t xml:space="preserve">trình migration Chỉ</w:t>
-      </w:r>
-    </w:p>
-    <w:p>
-      <w:pPr>
-        <w:spacing w:before="100" w:after="100"/>
-      </w:pPr>
-      <w:r>
-        <w:rPr>
-          <w:rFonts w:ascii="BIZ UDPGothic" w:cs="BIZ UDPGothic" w:eastAsia="BIZ UDPGothic" w:hAnsi="BIZ UDPGothic"/>
-          <w:color w:val="404040"/>
-          <w:sz w:val="18"/>
-          <w:szCs w:val="18"/>
-        </w:rPr>
-        <w:t xml:space="preserve">chuyển đổi sau khi</w:t>
-      </w:r>
-    </w:p>
-    <w:p>
-      <w:pPr>
-        <w:spacing w:before="100" w:after="100"/>
-      </w:pPr>
-      <w:r>
-        <w:rPr>
-          <w:rFonts w:ascii="BIZ UDPGothic" w:cs="BIZ UDPGothic" w:eastAsia="BIZ UDPGothic" w:hAnsi="BIZ UDPGothic"/>
-          <w:color w:val="404040"/>
-          <w:sz w:val="18"/>
-          <w:szCs w:val="18"/>
-        </w:rPr>
-        <w:t xml:space="preserve">xác nhận xong trên</w:t>
-      </w:r>
-    </w:p>
-    <w:p>
-      <w:pPr>
-        <w:spacing w:before="100" w:after="100"/>
-      </w:pPr>
-      <w:r>
-        <w:rPr>
-          <w:rFonts w:ascii="BIZ UDPGothic" w:cs="BIZ UDPGothic" w:eastAsia="BIZ UDPGothic" w:hAnsi="BIZ UDPGothic"/>
-          <w:color w:val="404040"/>
-          <w:sz w:val="18"/>
-          <w:szCs w:val="18"/>
-        </w:rPr>
-        <w:t xml:space="preserve">staging</w:t>
-      </w:r>
-    </w:p>
     <w:p>
       <w:pPr>
         <w:spacing w:before="100" w:after="100"/>
@@ -5486,7 +5584,7 @@
           <w:sz w:val="24"/>
           <w:szCs w:val="24"/>
         </w:rPr>
-        <w:t xml:space="preserve">■ ⑧ テスト手順・結果</w:t>
+        <w:t xml:space="preserve">■ テスト手順・結果</w:t>
       </w:r>
       <w:r>
         <w:br/>
@@ -5633,398 +5731,521 @@
         <w:t xml:space="preserve">POS-SERVER/backend/pos-server &amp;&amp;</w:t>
       </w:r>
     </w:p>
-    <w:p>
-      <w:pPr>
-        <w:spacing w:before="100" w:after="100"/>
-      </w:pPr>
-      <w:r>
-        <w:rPr>
-          <w:rFonts w:ascii="BIZ UDPGothic" w:cs="BIZ UDPGothic" w:eastAsia="BIZ UDPGothic" w:hAnsi="BIZ UDPGothic"/>
-          <w:color w:val="404040"/>
-          <w:sz w:val="18"/>
-          <w:szCs w:val="18"/>
-        </w:rPr>
-        <w:t xml:space="preserve">./gradlew build -x test</w:t>
-      </w:r>
-    </w:p>
-    <w:p>
-      <w:pPr>
-        <w:spacing w:before="100" w:after="100"/>
-      </w:pPr>
-      <w:r>
-        <w:rPr>
-          <w:rFonts w:ascii="BIZ UDPGothic" w:cs="BIZ UDPGothic" w:eastAsia="BIZ UDPGothic" w:hAnsi="BIZ UDPGothic"/>
-          <w:color w:val="404040"/>
-          <w:sz w:val="18"/>
-          <w:szCs w:val="18"/>
-        </w:rPr>
-        <w:t xml:space="preserve">2                 backend/gift-card-server のビルド確認 BUILD SUCCESS</w:t>
-      </w:r>
-    </w:p>
-    <w:p>
-      <w:pPr>
-        <w:spacing w:before="100" w:after="100"/>
-      </w:pPr>
-      <w:r>
-        <w:rPr>
-          <w:rFonts w:ascii="BIZ UDPGothic" w:cs="BIZ UDPGothic" w:eastAsia="BIZ UDPGothic" w:hAnsi="BIZ UDPGothic"/>
-          <w:color w:val="404040"/>
-          <w:sz w:val="18"/>
-          <w:szCs w:val="18"/>
-        </w:rPr>
-        <w:t xml:space="preserve">Xác nhận build</w:t>
-      </w:r>
-    </w:p>
-    <w:p>
-      <w:pPr>
-        <w:spacing w:before="100" w:after="100"/>
-      </w:pPr>
-      <w:r>
-        <w:rPr>
-          <w:rFonts w:ascii="BIZ UDPGothic" w:cs="BIZ UDPGothic" w:eastAsia="BIZ UDPGothic" w:hAnsi="BIZ UDPGothic"/>
-          <w:color w:val="404040"/>
-          <w:sz w:val="18"/>
-          <w:szCs w:val="18"/>
-        </w:rPr>
-        <w:t xml:space="preserve">backend/gift-card-server ▶ cd</w:t>
-      </w:r>
-    </w:p>
-    <w:p>
-      <w:pPr>
-        <w:spacing w:before="100" w:after="100"/>
-      </w:pPr>
-      <w:r>
-        <w:rPr>
-          <w:rFonts w:ascii="BIZ UDPGothic" w:cs="BIZ UDPGothic" w:eastAsia="BIZ UDPGothic" w:hAnsi="BIZ UDPGothic"/>
-          <w:color w:val="404040"/>
-          <w:sz w:val="18"/>
-          <w:szCs w:val="18"/>
-        </w:rPr>
-        <w:t xml:space="preserve">POS-SERVER/backend/gift-card-server</w:t>
-      </w:r>
-    </w:p>
-    <w:p>
-      <w:pPr>
-        <w:spacing w:before="100" w:after="100"/>
-      </w:pPr>
-      <w:r>
-        <w:rPr>
-          <w:rFonts w:ascii="BIZ UDPGothic" w:cs="BIZ UDPGothic" w:eastAsia="BIZ UDPGothic" w:hAnsi="BIZ UDPGothic"/>
-          <w:color w:val="404040"/>
-          <w:sz w:val="18"/>
-          <w:szCs w:val="18"/>
-        </w:rPr>
-        <w:t xml:space="preserve">&amp;&amp; ./mvnw package -DskipTests</w:t>
-      </w:r>
-    </w:p>
-    <w:p>
-      <w:pPr>
-        <w:spacing w:before="100" w:after="100"/>
-      </w:pPr>
-      <w:r>
-        <w:rPr>
-          <w:rFonts w:ascii="BIZ UDPGothic" w:cs="BIZ UDPGothic" w:eastAsia="BIZ UDPGothic" w:hAnsi="BIZ UDPGothic"/>
-          <w:color w:val="404040"/>
-          <w:sz w:val="18"/>
-          <w:szCs w:val="18"/>
-        </w:rPr>
-        <w:t xml:space="preserve">3                 frontend ビルド確認 Xác nhận build    webpack compiled</w:t>
-      </w:r>
-    </w:p>
-    <w:p>
-      <w:pPr>
-        <w:spacing w:before="100" w:after="100"/>
-      </w:pPr>
-      <w:r>
-        <w:rPr>
-          <w:rFonts w:ascii="BIZ UDPGothic" w:cs="BIZ UDPGothic" w:eastAsia="BIZ UDPGothic" w:hAnsi="BIZ UDPGothic"/>
-          <w:color w:val="404040"/>
-          <w:sz w:val="18"/>
-          <w:szCs w:val="18"/>
-        </w:rPr>
-        <w:t xml:space="preserve">frontend ▶ cd POS-SERVER/frontend &amp;&amp;  successfully</w:t>
-      </w:r>
-    </w:p>
-    <w:p>
-      <w:pPr>
-        <w:spacing w:before="100" w:after="100"/>
-      </w:pPr>
-      <w:r>
-        <w:rPr>
-          <w:rFonts w:ascii="BIZ UDPGothic" w:cs="BIZ UDPGothic" w:eastAsia="BIZ UDPGothic" w:hAnsi="BIZ UDPGothic"/>
-          <w:color w:val="404040"/>
-          <w:sz w:val="18"/>
-          <w:szCs w:val="18"/>
-        </w:rPr>
-        <w:t xml:space="preserve">npm ci &amp;&amp; npm run build</w:t>
-      </w:r>
-    </w:p>
-    <w:p>
-      <w:pPr>
-        <w:spacing w:before="100" w:after="100"/>
-      </w:pPr>
-      <w:r>
-        <w:rPr>
-          <w:rFonts w:ascii="BIZ UDPGothic" w:cs="BIZ UDPGothic" w:eastAsia="BIZ UDPGothic" w:hAnsi="BIZ UDPGothic"/>
-          <w:color w:val="404040"/>
-          <w:sz w:val="18"/>
-          <w:szCs w:val="18"/>
-        </w:rPr>
-        <w:t xml:space="preserve">4                 docker-compose up でローカル起動確認  全サービス Started</w:t>
-      </w:r>
-    </w:p>
-    <w:p>
-      <w:pPr>
-        <w:spacing w:before="100" w:after="100"/>
-      </w:pPr>
-      <w:r>
-        <w:rPr>
-          <w:rFonts w:ascii="BIZ UDPGothic" w:cs="BIZ UDPGothic" w:eastAsia="BIZ UDPGothic" w:hAnsi="BIZ UDPGothic"/>
-          <w:color w:val="404040"/>
-          <w:sz w:val="18"/>
-          <w:szCs w:val="18"/>
-        </w:rPr>
-        <w:t xml:space="preserve">Xác nhận khởi động local bằng         http:</w:t>
-      </w:r>
-    </w:p>
-    <w:p>
-      <w:pPr>
-        <w:spacing w:before="100" w:after="100"/>
-      </w:pPr>
-      <w:r>
-        <w:rPr>
-          <w:rFonts w:ascii="BIZ UDPGothic" w:cs="BIZ UDPGothic" w:eastAsia="BIZ UDPGothic" w:hAnsi="BIZ UDPGothic"/>
-          <w:color w:val="404040"/>
-          <w:sz w:val="18"/>
-          <w:szCs w:val="18"/>
-        </w:rPr>
-        <w:t xml:space="preserve">docker-compose up ▶ docker-compose up //localhost:9060</w:t>
-      </w:r>
-    </w:p>
-    <w:p>
-      <w:pPr>
-        <w:spacing w:before="100" w:after="100"/>
-      </w:pPr>
-      <w:r>
-        <w:rPr>
-          <w:rFonts w:ascii="BIZ UDPGothic" w:cs="BIZ UDPGothic" w:eastAsia="BIZ UDPGothic" w:hAnsi="BIZ UDPGothic"/>
-          <w:color w:val="404040"/>
-          <w:sz w:val="18"/>
-          <w:szCs w:val="18"/>
-        </w:rPr>
-        <w:t xml:space="preserve">-d &amp;&amp; sleep 30 &amp;&amp; curl                でUI表示</w:t>
-      </w:r>
-    </w:p>
-    <w:p>
-      <w:pPr>
-        <w:spacing w:before="100" w:after="100"/>
-      </w:pPr>
-      <w:r>
-        <w:rPr>
-          <w:rFonts w:ascii="BIZ UDPGothic" w:cs="BIZ UDPGothic" w:eastAsia="BIZ UDPGothic" w:hAnsi="BIZ UDPGothic"/>
-          <w:color w:val="404040"/>
-          <w:sz w:val="18"/>
-          <w:szCs w:val="18"/>
-        </w:rPr>
-        <w:t xml:space="preserve">http://localhost:9060</w:t>
-      </w:r>
-    </w:p>
-    <w:p>
-      <w:pPr>
-        <w:spacing w:before="100" w:after="100"/>
-      </w:pPr>
-      <w:r>
-        <w:rPr>
-          <w:rFonts w:ascii="BIZ UDPGothic" w:cs="BIZ UDPGothic" w:eastAsia="BIZ UDPGothic" w:hAnsi="BIZ UDPGothic"/>
-          <w:color w:val="404040"/>
-          <w:sz w:val="18"/>
-          <w:szCs w:val="18"/>
-        </w:rPr>
-        <w:t xml:space="preserve">5                 git log \--follow で履歴追跡確認    旧リポ</w:t>
-      </w:r>
-    </w:p>
-    <w:p>
-      <w:pPr>
-        <w:spacing w:before="100" w:after="100"/>
-      </w:pPr>
-      <w:r>
-        <w:rPr>
-          <w:rFonts w:ascii="BIZ UDPGothic" w:cs="BIZ UDPGothic" w:eastAsia="BIZ UDPGothic" w:hAnsi="BIZ UDPGothic"/>
-          <w:color w:val="404040"/>
-          <w:sz w:val="18"/>
-          <w:szCs w:val="18"/>
-        </w:rPr>
-        <w:t xml:space="preserve">Xác nhận tracking lịch sử bằng git    ジトリのコミット</w:t>
-      </w:r>
-    </w:p>
-    <w:p>
-      <w:pPr>
-        <w:spacing w:before="100" w:after="100"/>
-      </w:pPr>
-      <w:r>
-        <w:rPr>
-          <w:rFonts w:ascii="BIZ UDPGothic" w:cs="BIZ UDPGothic" w:eastAsia="BIZ UDPGothic" w:hAnsi="BIZ UDPGothic"/>
-          <w:color w:val="404040"/>
-          <w:sz w:val="18"/>
-          <w:szCs w:val="18"/>
-        </w:rPr>
-        <w:t xml:space="preserve">log \--follow ▶ git log \--follow 履歴が表示される</w:t>
-      </w:r>
-    </w:p>
-    <w:p>
-      <w:pPr>
-        <w:spacing w:before="100" w:after="100"/>
-      </w:pPr>
-      <w:r>
-        <w:rPr>
-          <w:rFonts w:ascii="BIZ UDPGothic" w:cs="BIZ UDPGothic" w:eastAsia="BIZ UDPGothic" w:hAnsi="BIZ UDPGothic"/>
-          <w:color w:val="404040"/>
-          <w:sz w:val="18"/>
-          <w:szCs w:val="18"/>
-        </w:rPr>
-        <w:t xml:space="preserve">backend/pos-server/src/mai            Hiển thị lịch sử</w:t>
-      </w:r>
-    </w:p>
-    <w:p>
-      <w:pPr>
-        <w:spacing w:before="100" w:after="100"/>
-      </w:pPr>
-      <w:r>
-        <w:rPr>
-          <w:rFonts w:ascii="BIZ UDPGothic" w:cs="BIZ UDPGothic" w:eastAsia="BIZ UDPGothic" w:hAnsi="BIZ UDPGothic"/>
-          <w:color w:val="404040"/>
-          <w:sz w:val="18"/>
-          <w:szCs w:val="18"/>
-        </w:rPr>
-        <w:t xml:space="preserve">n/kotlin/com/example/Application.kt   commit của repo cũ</w:t>
-      </w:r>
-    </w:p>
-    <w:p>
-      <w:pPr>
-        <w:spacing w:before="100" w:after="100"/>
-      </w:pPr>
-      <w:r>
-        <w:rPr>
-          <w:rFonts w:ascii="BIZ UDPGothic" w:cs="BIZ UDPGothic" w:eastAsia="BIZ UDPGothic" w:hAnsi="BIZ UDPGothic"/>
-          <w:color w:val="404040"/>
-          <w:sz w:val="18"/>
-          <w:szCs w:val="18"/>
-        </w:rPr>
-        <w:t xml:space="preserve">6                 GitHub Actions CI が green            全ジョブ</w:t>
-      </w:r>
-    </w:p>
-    <w:p>
-      <w:pPr>
-        <w:spacing w:before="100" w:after="100"/>
-      </w:pPr>
-      <w:r>
-        <w:rPr>
-          <w:rFonts w:ascii="BIZ UDPGothic" w:cs="BIZ UDPGothic" w:eastAsia="BIZ UDPGothic" w:hAnsi="BIZ UDPGothic"/>
-          <w:color w:val="404040"/>
-          <w:sz w:val="18"/>
-          <w:szCs w:val="18"/>
-        </w:rPr>
-        <w:t xml:space="preserve">になることを確認 Xác nhận GitHub      green（成功） Toàn</w:t>
-      </w:r>
-    </w:p>
-    <w:p>
-      <w:pPr>
-        <w:spacing w:before="100" w:after="100"/>
-      </w:pPr>
-      <w:r>
-        <w:rPr>
-          <w:rFonts w:ascii="BIZ UDPGothic" w:cs="BIZ UDPGothic" w:eastAsia="BIZ UDPGothic" w:hAnsi="BIZ UDPGothic"/>
-          <w:color w:val="404040"/>
-          <w:sz w:val="18"/>
-          <w:szCs w:val="18"/>
-        </w:rPr>
-        <w:t xml:space="preserve">Actions CI chuyển sang green ▶        bộ job green</w:t>
-      </w:r>
-    </w:p>
-    <w:p>
-      <w:pPr>
-        <w:spacing w:before="100" w:after="100"/>
-      </w:pPr>
-      <w:r>
-        <w:rPr>
-          <w:rFonts w:ascii="BIZ UDPGothic" w:cs="BIZ UDPGothic" w:eastAsia="BIZ UDPGothic" w:hAnsi="BIZ UDPGothic"/>
-          <w:color w:val="404040"/>
-          <w:sz w:val="18"/>
-          <w:szCs w:val="18"/>
-        </w:rPr>
-        <w:t xml:space="preserve">mainブランチにpush → Actions確認      (thành công)</w:t>
-      </w:r>
-    </w:p>
-    <w:p>
-      <w:pPr>
-        <w:spacing w:before="100" w:after="100"/>
-      </w:pPr>
-      <w:r>
-        <w:rPr>
-          <w:rFonts w:ascii="BIZ UDPGothic" w:cs="BIZ UDPGothic" w:eastAsia="BIZ UDPGothic" w:hAnsi="BIZ UDPGothic"/>
-          <w:color w:val="404040"/>
-          <w:sz w:val="18"/>
-          <w:szCs w:val="18"/>
-        </w:rPr>
-        <w:t xml:space="preserve">7                 staging環境での疎通確認 Xác nhận kết  ログイン成</w:t>
-      </w:r>
-    </w:p>
-    <w:p>
-      <w:pPr>
-        <w:spacing w:before="100" w:after="100"/>
-      </w:pPr>
-      <w:r>
-        <w:rPr>
-          <w:rFonts w:ascii="BIZ UDPGothic" w:cs="BIZ UDPGothic" w:eastAsia="BIZ UDPGothic" w:hAnsi="BIZ UDPGothic"/>
-          <w:color w:val="404040"/>
-          <w:sz w:val="18"/>
-          <w:szCs w:val="18"/>
-        </w:rPr>
-        <w:t xml:space="preserve">nối môi trường staging ▶              功・画面正常表示</w:t>
-      </w:r>
-    </w:p>
-    <w:p>
-      <w:pPr>
-        <w:spacing w:before="100" w:after="100"/>
-      </w:pPr>
-      <w:r>
-        <w:rPr>
-          <w:rFonts w:ascii="BIZ UDPGothic" w:cs="BIZ UDPGothic" w:eastAsia="BIZ UDPGothic" w:hAnsi="BIZ UDPGothic"/>
-          <w:color w:val="404040"/>
-          <w:sz w:val="18"/>
-          <w:szCs w:val="18"/>
-        </w:rPr>
-        <w:t xml:space="preserve">https://stg.ignicapos.com             Đăng nhập thành</w:t>
-      </w:r>
-    </w:p>
-    <w:p>
-      <w:pPr>
-        <w:spacing w:before="100" w:after="100"/>
-      </w:pPr>
-      <w:r>
-        <w:rPr>
-          <w:rFonts w:ascii="BIZ UDPGothic" w:cs="BIZ UDPGothic" w:eastAsia="BIZ UDPGothic" w:hAnsi="BIZ UDPGothic"/>
-          <w:color w:val="404040"/>
-          <w:sz w:val="18"/>
-          <w:szCs w:val="18"/>
-        </w:rPr>
-        <w:t xml:space="preserve">でログイン確認                        công, hiển thị màn</w:t>
-      </w:r>
-    </w:p>
-    <w:p>
-      <w:pPr>
-        <w:spacing w:before="100" w:after="100"/>
-      </w:pPr>
-      <w:r>
-        <w:rPr>
-          <w:rFonts w:ascii="BIZ UDPGothic" w:cs="BIZ UDPGothic" w:eastAsia="BIZ UDPGothic" w:hAnsi="BIZ UDPGothic"/>
-          <w:color w:val="404040"/>
-          <w:sz w:val="18"/>
-          <w:szCs w:val="18"/>
-        </w:rPr>
-        <w:t xml:space="preserve">hình bình thường</w:t>
-      </w:r>
-    </w:p>
+    <w:tbl>
+      <w:tblPr>
+        <w:tblW w:type="dxa" w:w="9506"/>
+        <w:tblBorders>
+          <w:top w:val="single" w:color="CCCCCC" w:sz="4"/>
+          <w:left w:val="single" w:color="CCCCCC" w:sz="4"/>
+          <w:bottom w:val="single" w:color="CCCCCC" w:sz="4"/>
+          <w:right w:val="single" w:color="CCCCCC" w:sz="4"/>
+          <w:insideH w:val="single" w:color="auto" w:sz="4"/>
+          <w:insideV w:val="single" w:color="auto" w:sz="4"/>
+        </w:tblBorders>
+      </w:tblPr>
+      <w:tblGrid>
+        <w:gridCol w:w="9506"/>
+      </w:tblGrid>
+      <w:tr>
+        <w:trPr>
+          <w:cantSplit/>
+        </w:trPr>
+        <w:tc>
+          <w:tcPr>
+            <w:tcW w:type="dxa" w:w="9506"/>
+            <w:tcBorders>
+              <w:top w:val="single" w:color="CCCCCC" w:sz="4"/>
+              <w:left w:val="single" w:color="CCCCCC" w:sz="4"/>
+              <w:bottom w:val="single" w:color="CCCCCC" w:sz="4"/>
+              <w:right w:val="single" w:color="CCCCCC" w:sz="4"/>
+            </w:tcBorders>
+            <w:shd w:fill="F5F5F5" w:val="clear"/>
+            <w:tcMar>
+              <w:top w:type="dxa" w:w="80"/>
+              <w:left w:type="dxa" w:w="200"/>
+              <w:bottom w:type="dxa" w:w="80"/>
+              <w:right w:type="dxa" w:w="200"/>
+            </w:tcMar>
+          </w:tcPr>
+          <w:p>
+            <w:pPr>
+              <w:spacing w:before="0" w:after="0"/>
+            </w:pPr>
+            <w:r>
+              <w:rPr>
+                <w:rFonts w:ascii="Courier New" w:cs="Courier New" w:eastAsia="Courier New" w:hAnsi="Courier New"/>
+                <w:color w:val="404040"/>
+                <w:sz w:val="16"/>
+                <w:szCs w:val="16"/>
+              </w:rPr>
+              <w:t xml:space="preserve">./gradlew build -x test</w:t>
+            </w:r>
+          </w:p>
+          <w:p>
+            <w:pPr>
+              <w:spacing w:before="0" w:after="0"/>
+            </w:pPr>
+            <w:r>
+              <w:rPr>
+                <w:rFonts w:ascii="Courier New" w:cs="Courier New" w:eastAsia="Courier New" w:hAnsi="Courier New"/>
+                <w:color w:val="404040"/>
+                <w:sz w:val="16"/>
+                <w:szCs w:val="16"/>
+              </w:rPr>
+              <w:t xml:space="preserve"/>
+            </w:r>
+          </w:p>
+          <w:p>
+            <w:pPr>
+              <w:spacing w:before="0" w:after="0"/>
+            </w:pPr>
+            <w:r>
+              <w:rPr>
+                <w:rFonts w:ascii="Courier New" w:cs="Courier New" w:eastAsia="Courier New" w:hAnsi="Courier New"/>
+                <w:color w:val="404040"/>
+                <w:sz w:val="16"/>
+                <w:szCs w:val="16"/>
+              </w:rPr>
+              <w:t xml:space="preserve">2                 backend/gift-card-server のビルド確認 BUILD SUCCESS</w:t>
+            </w:r>
+          </w:p>
+          <w:p>
+            <w:pPr>
+              <w:spacing w:before="0" w:after="0"/>
+            </w:pPr>
+            <w:r>
+              <w:rPr>
+                <w:rFonts w:ascii="Courier New" w:cs="Courier New" w:eastAsia="Courier New" w:hAnsi="Courier New"/>
+                <w:color w:val="404040"/>
+                <w:sz w:val="16"/>
+                <w:szCs w:val="16"/>
+              </w:rPr>
+              <w:t xml:space="preserve">Xác nhận build</w:t>
+            </w:r>
+          </w:p>
+          <w:p>
+            <w:pPr>
+              <w:spacing w:before="0" w:after="0"/>
+            </w:pPr>
+            <w:r>
+              <w:rPr>
+                <w:rFonts w:ascii="Courier New" w:cs="Courier New" w:eastAsia="Courier New" w:hAnsi="Courier New"/>
+                <w:color w:val="404040"/>
+                <w:sz w:val="16"/>
+                <w:szCs w:val="16"/>
+              </w:rPr>
+              <w:t xml:space="preserve">backend/gift-card-server ▶ cd</w:t>
+            </w:r>
+          </w:p>
+          <w:p>
+            <w:pPr>
+              <w:spacing w:before="0" w:after="0"/>
+            </w:pPr>
+            <w:r>
+              <w:rPr>
+                <w:rFonts w:ascii="Courier New" w:cs="Courier New" w:eastAsia="Courier New" w:hAnsi="Courier New"/>
+                <w:color w:val="404040"/>
+                <w:sz w:val="16"/>
+                <w:szCs w:val="16"/>
+              </w:rPr>
+              <w:t xml:space="preserve">POS-SERVER/backend/gift-card-server</w:t>
+            </w:r>
+          </w:p>
+          <w:p>
+            <w:pPr>
+              <w:spacing w:before="0" w:after="0"/>
+            </w:pPr>
+            <w:r>
+              <w:rPr>
+                <w:rFonts w:ascii="Courier New" w:cs="Courier New" w:eastAsia="Courier New" w:hAnsi="Courier New"/>
+                <w:color w:val="404040"/>
+                <w:sz w:val="16"/>
+                <w:szCs w:val="16"/>
+              </w:rPr>
+              <w:t xml:space="preserve">&amp;&amp; ./mvnw package -DskipTests</w:t>
+            </w:r>
+          </w:p>
+          <w:p>
+            <w:pPr>
+              <w:spacing w:before="0" w:after="0"/>
+            </w:pPr>
+            <w:r>
+              <w:rPr>
+                <w:rFonts w:ascii="Courier New" w:cs="Courier New" w:eastAsia="Courier New" w:hAnsi="Courier New"/>
+                <w:color w:val="404040"/>
+                <w:sz w:val="16"/>
+                <w:szCs w:val="16"/>
+              </w:rPr>
+              <w:t xml:space="preserve"/>
+            </w:r>
+          </w:p>
+          <w:p>
+            <w:pPr>
+              <w:spacing w:before="0" w:after="0"/>
+            </w:pPr>
+            <w:r>
+              <w:rPr>
+                <w:rFonts w:ascii="Courier New" w:cs="Courier New" w:eastAsia="Courier New" w:hAnsi="Courier New"/>
+                <w:color w:val="404040"/>
+                <w:sz w:val="16"/>
+                <w:szCs w:val="16"/>
+              </w:rPr>
+              <w:t xml:space="preserve">3                 frontend ビルド確認 Xác nhận build    webpack compiled</w:t>
+            </w:r>
+          </w:p>
+          <w:p>
+            <w:pPr>
+              <w:spacing w:before="0" w:after="0"/>
+            </w:pPr>
+            <w:r>
+              <w:rPr>
+                <w:rFonts w:ascii="Courier New" w:cs="Courier New" w:eastAsia="Courier New" w:hAnsi="Courier New"/>
+                <w:color w:val="404040"/>
+                <w:sz w:val="16"/>
+                <w:szCs w:val="16"/>
+              </w:rPr>
+              <w:t xml:space="preserve">frontend ▶ cd POS-SERVER/frontend &amp;&amp;  successfully</w:t>
+            </w:r>
+          </w:p>
+          <w:p>
+            <w:pPr>
+              <w:spacing w:before="0" w:after="0"/>
+            </w:pPr>
+            <w:r>
+              <w:rPr>
+                <w:rFonts w:ascii="Courier New" w:cs="Courier New" w:eastAsia="Courier New" w:hAnsi="Courier New"/>
+                <w:color w:val="404040"/>
+                <w:sz w:val="16"/>
+                <w:szCs w:val="16"/>
+              </w:rPr>
+              <w:t xml:space="preserve">npm ci &amp;&amp; npm run build</w:t>
+            </w:r>
+          </w:p>
+          <w:p>
+            <w:pPr>
+              <w:spacing w:before="0" w:after="0"/>
+            </w:pPr>
+            <w:r>
+              <w:rPr>
+                <w:rFonts w:ascii="Courier New" w:cs="Courier New" w:eastAsia="Courier New" w:hAnsi="Courier New"/>
+                <w:color w:val="404040"/>
+                <w:sz w:val="16"/>
+                <w:szCs w:val="16"/>
+              </w:rPr>
+              <w:t xml:space="preserve"/>
+            </w:r>
+          </w:p>
+          <w:p>
+            <w:pPr>
+              <w:spacing w:before="0" w:after="0"/>
+            </w:pPr>
+            <w:r>
+              <w:rPr>
+                <w:rFonts w:ascii="Courier New" w:cs="Courier New" w:eastAsia="Courier New" w:hAnsi="Courier New"/>
+                <w:color w:val="404040"/>
+                <w:sz w:val="16"/>
+                <w:szCs w:val="16"/>
+              </w:rPr>
+              <w:t xml:space="preserve">4                 docker-compose up でローカル起動確認  全サービス Started</w:t>
+            </w:r>
+          </w:p>
+          <w:p>
+            <w:pPr>
+              <w:spacing w:before="0" w:after="0"/>
+            </w:pPr>
+            <w:r>
+              <w:rPr>
+                <w:rFonts w:ascii="Courier New" w:cs="Courier New" w:eastAsia="Courier New" w:hAnsi="Courier New"/>
+                <w:color w:val="404040"/>
+                <w:sz w:val="16"/>
+                <w:szCs w:val="16"/>
+              </w:rPr>
+              <w:t xml:space="preserve">Xác nhận khởi động local bằng         http:</w:t>
+            </w:r>
+          </w:p>
+          <w:p>
+            <w:pPr>
+              <w:spacing w:before="0" w:after="0"/>
+            </w:pPr>
+            <w:r>
+              <w:rPr>
+                <w:rFonts w:ascii="Courier New" w:cs="Courier New" w:eastAsia="Courier New" w:hAnsi="Courier New"/>
+                <w:color w:val="404040"/>
+                <w:sz w:val="16"/>
+                <w:szCs w:val="16"/>
+              </w:rPr>
+              <w:t xml:space="preserve">docker-compose up ▶ docker-compose up //localhost:9060</w:t>
+            </w:r>
+          </w:p>
+          <w:p>
+            <w:pPr>
+              <w:spacing w:before="0" w:after="0"/>
+            </w:pPr>
+            <w:r>
+              <w:rPr>
+                <w:rFonts w:ascii="Courier New" w:cs="Courier New" w:eastAsia="Courier New" w:hAnsi="Courier New"/>
+                <w:color w:val="404040"/>
+                <w:sz w:val="16"/>
+                <w:szCs w:val="16"/>
+              </w:rPr>
+              <w:t xml:space="preserve">-d &amp;&amp; sleep 30 &amp;&amp; curl                でUI表示</w:t>
+            </w:r>
+          </w:p>
+          <w:p>
+            <w:pPr>
+              <w:spacing w:before="0" w:after="0"/>
+            </w:pPr>
+            <w:r>
+              <w:rPr>
+                <w:rFonts w:ascii="Courier New" w:cs="Courier New" w:eastAsia="Courier New" w:hAnsi="Courier New"/>
+                <w:color w:val="404040"/>
+                <w:sz w:val="16"/>
+                <w:szCs w:val="16"/>
+              </w:rPr>
+              <w:t xml:space="preserve">http://localhost:9060</w:t>
+            </w:r>
+          </w:p>
+          <w:p>
+            <w:pPr>
+              <w:spacing w:before="0" w:after="0"/>
+            </w:pPr>
+            <w:r>
+              <w:rPr>
+                <w:rFonts w:ascii="Courier New" w:cs="Courier New" w:eastAsia="Courier New" w:hAnsi="Courier New"/>
+                <w:color w:val="404040"/>
+                <w:sz w:val="16"/>
+                <w:szCs w:val="16"/>
+              </w:rPr>
+              <w:t xml:space="preserve"/>
+            </w:r>
+          </w:p>
+          <w:p>
+            <w:pPr>
+              <w:spacing w:before="0" w:after="0"/>
+            </w:pPr>
+            <w:r>
+              <w:rPr>
+                <w:rFonts w:ascii="Courier New" w:cs="Courier New" w:eastAsia="Courier New" w:hAnsi="Courier New"/>
+                <w:color w:val="404040"/>
+                <w:sz w:val="16"/>
+                <w:szCs w:val="16"/>
+              </w:rPr>
+              <w:t xml:space="preserve">5                 git log \--follow で履歴追跡確認    旧リポ</w:t>
+            </w:r>
+          </w:p>
+          <w:p>
+            <w:pPr>
+              <w:spacing w:before="0" w:after="0"/>
+            </w:pPr>
+            <w:r>
+              <w:rPr>
+                <w:rFonts w:ascii="Courier New" w:cs="Courier New" w:eastAsia="Courier New" w:hAnsi="Courier New"/>
+                <w:color w:val="404040"/>
+                <w:sz w:val="16"/>
+                <w:szCs w:val="16"/>
+              </w:rPr>
+              <w:t xml:space="preserve">Xác nhận tracking lịch sử bằng git    ジトリのコミット</w:t>
+            </w:r>
+          </w:p>
+          <w:p>
+            <w:pPr>
+              <w:spacing w:before="0" w:after="0"/>
+            </w:pPr>
+            <w:r>
+              <w:rPr>
+                <w:rFonts w:ascii="Courier New" w:cs="Courier New" w:eastAsia="Courier New" w:hAnsi="Courier New"/>
+                <w:color w:val="404040"/>
+                <w:sz w:val="16"/>
+                <w:szCs w:val="16"/>
+              </w:rPr>
+              <w:t xml:space="preserve">log \--follow ▶ git log \--follow 履歴が表示される</w:t>
+            </w:r>
+          </w:p>
+          <w:p>
+            <w:pPr>
+              <w:spacing w:before="0" w:after="0"/>
+            </w:pPr>
+            <w:r>
+              <w:rPr>
+                <w:rFonts w:ascii="Courier New" w:cs="Courier New" w:eastAsia="Courier New" w:hAnsi="Courier New"/>
+                <w:color w:val="404040"/>
+                <w:sz w:val="16"/>
+                <w:szCs w:val="16"/>
+              </w:rPr>
+              <w:t xml:space="preserve">backend/pos-server/src/mai            Hiển thị lịch sử</w:t>
+            </w:r>
+          </w:p>
+          <w:p>
+            <w:pPr>
+              <w:spacing w:before="0" w:after="0"/>
+            </w:pPr>
+            <w:r>
+              <w:rPr>
+                <w:rFonts w:ascii="Courier New" w:cs="Courier New" w:eastAsia="Courier New" w:hAnsi="Courier New"/>
+                <w:color w:val="404040"/>
+                <w:sz w:val="16"/>
+                <w:szCs w:val="16"/>
+              </w:rPr>
+              <w:t xml:space="preserve">n/kotlin/com/example/Application.kt   commit của repo cũ</w:t>
+            </w:r>
+          </w:p>
+          <w:p>
+            <w:pPr>
+              <w:spacing w:before="0" w:after="0"/>
+            </w:pPr>
+            <w:r>
+              <w:rPr>
+                <w:rFonts w:ascii="Courier New" w:cs="Courier New" w:eastAsia="Courier New" w:hAnsi="Courier New"/>
+                <w:color w:val="404040"/>
+                <w:sz w:val="16"/>
+                <w:szCs w:val="16"/>
+              </w:rPr>
+              <w:t xml:space="preserve"/>
+            </w:r>
+          </w:p>
+          <w:p>
+            <w:pPr>
+              <w:spacing w:before="0" w:after="0"/>
+            </w:pPr>
+            <w:r>
+              <w:rPr>
+                <w:rFonts w:ascii="Courier New" w:cs="Courier New" w:eastAsia="Courier New" w:hAnsi="Courier New"/>
+                <w:color w:val="404040"/>
+                <w:sz w:val="16"/>
+                <w:szCs w:val="16"/>
+              </w:rPr>
+              <w:t xml:space="preserve">6                 GitHub Actions CI が green            全ジョブ</w:t>
+            </w:r>
+          </w:p>
+          <w:p>
+            <w:pPr>
+              <w:spacing w:before="0" w:after="0"/>
+            </w:pPr>
+            <w:r>
+              <w:rPr>
+                <w:rFonts w:ascii="Courier New" w:cs="Courier New" w:eastAsia="Courier New" w:hAnsi="Courier New"/>
+                <w:color w:val="404040"/>
+                <w:sz w:val="16"/>
+                <w:szCs w:val="16"/>
+              </w:rPr>
+              <w:t xml:space="preserve">になることを確認 Xác nhận GitHub      green（成功） Toàn</w:t>
+            </w:r>
+          </w:p>
+          <w:p>
+            <w:pPr>
+              <w:spacing w:before="0" w:after="0"/>
+            </w:pPr>
+            <w:r>
+              <w:rPr>
+                <w:rFonts w:ascii="Courier New" w:cs="Courier New" w:eastAsia="Courier New" w:hAnsi="Courier New"/>
+                <w:color w:val="404040"/>
+                <w:sz w:val="16"/>
+                <w:szCs w:val="16"/>
+              </w:rPr>
+              <w:t xml:space="preserve">Actions CI chuyển sang green ▶        bộ job green</w:t>
+            </w:r>
+          </w:p>
+          <w:p>
+            <w:pPr>
+              <w:spacing w:before="0" w:after="0"/>
+            </w:pPr>
+            <w:r>
+              <w:rPr>
+                <w:rFonts w:ascii="Courier New" w:cs="Courier New" w:eastAsia="Courier New" w:hAnsi="Courier New"/>
+                <w:color w:val="404040"/>
+                <w:sz w:val="16"/>
+                <w:szCs w:val="16"/>
+              </w:rPr>
+              <w:t xml:space="preserve">mainブランチにpush → Actions確認      (thành công)</w:t>
+            </w:r>
+          </w:p>
+          <w:p>
+            <w:pPr>
+              <w:spacing w:before="0" w:after="0"/>
+            </w:pPr>
+            <w:r>
+              <w:rPr>
+                <w:rFonts w:ascii="Courier New" w:cs="Courier New" w:eastAsia="Courier New" w:hAnsi="Courier New"/>
+                <w:color w:val="404040"/>
+                <w:sz w:val="16"/>
+                <w:szCs w:val="16"/>
+              </w:rPr>
+              <w:t xml:space="preserve"/>
+            </w:r>
+          </w:p>
+          <w:p>
+            <w:pPr>
+              <w:spacing w:before="0" w:after="0"/>
+            </w:pPr>
+            <w:r>
+              <w:rPr>
+                <w:rFonts w:ascii="Courier New" w:cs="Courier New" w:eastAsia="Courier New" w:hAnsi="Courier New"/>
+                <w:color w:val="404040"/>
+                <w:sz w:val="16"/>
+                <w:szCs w:val="16"/>
+              </w:rPr>
+              <w:t xml:space="preserve">7                 staging環境での疎通確認 Xác nhận kết  ログイン成</w:t>
+            </w:r>
+          </w:p>
+          <w:p>
+            <w:pPr>
+              <w:spacing w:before="0" w:after="0"/>
+            </w:pPr>
+            <w:r>
+              <w:rPr>
+                <w:rFonts w:ascii="Courier New" w:cs="Courier New" w:eastAsia="Courier New" w:hAnsi="Courier New"/>
+                <w:color w:val="404040"/>
+                <w:sz w:val="16"/>
+                <w:szCs w:val="16"/>
+              </w:rPr>
+              <w:t xml:space="preserve">nối môi trường staging ▶              功・画面正常表示</w:t>
+            </w:r>
+          </w:p>
+          <w:p>
+            <w:pPr>
+              <w:spacing w:before="0" w:after="0"/>
+            </w:pPr>
+            <w:r>
+              <w:rPr>
+                <w:rFonts w:ascii="Courier New" w:cs="Courier New" w:eastAsia="Courier New" w:hAnsi="Courier New"/>
+                <w:color w:val="404040"/>
+                <w:sz w:val="16"/>
+                <w:szCs w:val="16"/>
+              </w:rPr>
+              <w:t xml:space="preserve">https://stg.ignicapos.com             Đăng nhập thành</w:t>
+            </w:r>
+          </w:p>
+          <w:p>
+            <w:pPr>
+              <w:spacing w:before="0" w:after="0"/>
+            </w:pPr>
+            <w:r>
+              <w:rPr>
+                <w:rFonts w:ascii="Courier New" w:cs="Courier New" w:eastAsia="Courier New" w:hAnsi="Courier New"/>
+                <w:color w:val="404040"/>
+                <w:sz w:val="16"/>
+                <w:szCs w:val="16"/>
+              </w:rPr>
+              <w:t xml:space="preserve">でログイン確認                        công, hiển thị màn</w:t>
+            </w:r>
+          </w:p>
+          <w:p>
+            <w:pPr>
+              <w:spacing w:before="0" w:after="0"/>
+            </w:pPr>
+            <w:r>
+              <w:rPr>
+                <w:rFonts w:ascii="Courier New" w:cs="Courier New" w:eastAsia="Courier New" w:hAnsi="Courier New"/>
+                <w:color w:val="404040"/>
+                <w:sz w:val="16"/>
+                <w:szCs w:val="16"/>
+              </w:rPr>
+              <w:t xml:space="preserve">hình bình thường</w:t>
+            </w:r>
+          </w:p>
+        </w:tc>
+      </w:tr>
+    </w:tbl>
     <w:p>
       <w:pPr>
         <w:spacing w:before="100" w:after="100"/>
@@ -6605,7 +6826,7 @@
           <w:sz w:val="24"/>
           <w:szCs w:val="24"/>
         </w:rPr>
-        <w:t xml:space="preserve">■ ⑨ 改廃履歴</w:t>
+        <w:t xml:space="preserve">■ 改廃履歴</w:t>
       </w:r>
       <w:r>
         <w:br/>

--- a/40_AWS/05_改修資料/KSM_AWS_MOD_011_設計書_リポジトリ統合設計_ja_vi.docx
+++ b/40_AWS/05_改修資料/KSM_AWS_MOD_011_設計書_リポジトリ統合設計_ja_vi.docx
@@ -8916,6 +8916,1240 @@
         <w:t xml:space="preserve">Thanh Nguyên.</w:t>
       </w:r>
     </w:p>
+    <w:p>
+      <w:pPr>
+        <w:pBdr>
+          <w:left w:val="thick" w:color="C8102E" w:sz="20" w:space="6"/>
+        </w:pBdr>
+        <w:spacing w:before="280" w:after="100"/>
+      </w:pPr>
+      <w:r>
+        <w:rPr>
+          <w:rFonts w:ascii="BIZ UDPGothic" w:cs="BIZ UDPGothic" w:eastAsia="BIZ UDPGothic" w:hAnsi="BIZ UDPGothic"/>
+          <w:b/>
+          <w:bCs/>
+          <w:color w:val="C8102E"/>
+          <w:sz w:val="24"/>
+          <w:szCs w:val="24"/>
+        </w:rPr>
+        <w:t xml:space="preserve">■ デプロイ時確認・注意事項</w:t>
+      </w:r>
+      <w:r>
+        <w:br/>
+      </w:r>
+      <w:r>
+        <w:rPr>
+          <w:rFonts w:ascii="BIZ UDPGothic" w:cs="BIZ UDPGothic" w:eastAsia="BIZ UDPGothic" w:hAnsi="BIZ UDPGothic"/>
+          <w:i/>
+          <w:iCs/>
+          <w:color w:val="AA3344"/>
+          <w:sz w:val="17"/>
+          <w:szCs w:val="17"/>
+        </w:rPr>
+        <w:t xml:space="preserve">　Lưu Ý &amp; Xác Nhận Khi Triển Khai</w:t>
+      </w:r>
+    </w:p>
+    <w:p>
+      <w:pPr>
+        <w:spacing w:before="100" w:after="100"/>
+      </w:pPr>
+      <w:r>
+        <w:rPr>
+          <w:rFonts w:ascii="BIZ UDPGothic" w:cs="BIZ UDPGothic" w:eastAsia="BIZ UDPGothic" w:hAnsi="BIZ UDPGothic"/>
+          <w:color w:val="404040"/>
+          <w:sz w:val="18"/>
+          <w:szCs w:val="18"/>
+        </w:rPr>
+        <w:t xml:space="preserve">本改修のデプロイにあたり、以下の8項目を事前・事後に確認すること。</w:t>
+      </w:r>
+      <w:r>
+        <w:br/>
+      </w:r>
+      <w:r>
+        <w:rPr>
+          <w:rFonts w:ascii="BIZ UDPGothic" w:cs="BIZ UDPGothic" w:eastAsia="BIZ UDPGothic" w:hAnsi="BIZ UDPGothic"/>
+          <w:i/>
+          <w:iCs/>
+          <w:color w:val="777777"/>
+          <w:sz w:val="16"/>
+          <w:szCs w:val="16"/>
+        </w:rPr>
+        <w:t xml:space="preserve">/ Khi triển khai sửa đổi này, cần xác nhận 8 hạng mục dưới đây trước và sau khi deploy.</w:t>
+      </w:r>
+    </w:p>
+    <w:tbl>
+      <w:tblPr>
+        <w:tblW w:type="dxa" w:w="9506"/>
+        <w:tblBorders>
+          <w:top w:val="single" w:color="CCCCCC" w:sz="4"/>
+          <w:left w:val="single" w:color="CCCCCC" w:sz="4"/>
+          <w:bottom w:val="single" w:color="CCCCCC" w:sz="4"/>
+          <w:right w:val="single" w:color="CCCCCC" w:sz="4"/>
+          <w:insideH w:val="single" w:color="auto" w:sz="4"/>
+          <w:insideV w:val="single" w:color="auto" w:sz="4"/>
+        </w:tblBorders>
+      </w:tblPr>
+      <w:tblGrid>
+        <w:gridCol w:w="400"/>
+        <w:gridCol w:w="2200"/>
+        <w:gridCol w:w="6906"/>
+      </w:tblGrid>
+      <w:tr>
+        <w:trPr>
+          <w:cantSplit/>
+          <w:tblHeader/>
+        </w:trPr>
+        <w:tc>
+          <w:tcPr>
+            <w:tcW w:type="dxa" w:w="400"/>
+            <w:tcBorders>
+              <w:top w:val="single" w:color="CCCCCC" w:sz="4"/>
+              <w:left w:val="single" w:color="CCCCCC" w:sz="4"/>
+              <w:bottom w:val="single" w:color="CCCCCC" w:sz="4"/>
+              <w:right w:val="single" w:color="CCCCCC" w:sz="4"/>
+            </w:tcBorders>
+            <w:shd w:fill="E8E8E8" w:val="clear"/>
+            <w:tcMar>
+              <w:top w:type="dxa" w:w="80"/>
+              <w:left w:type="dxa" w:w="120"/>
+              <w:bottom w:type="dxa" w:w="80"/>
+              <w:right w:type="dxa" w:w="120"/>
+            </w:tcMar>
+            <w:vAlign w:val="center"/>
+          </w:tcPr>
+          <w:p>
+            <w:pPr>
+              <w:jc w:val="center"/>
+            </w:pPr>
+            <w:r>
+              <w:rPr>
+                <w:rFonts w:ascii="BIZ UDPGothic" w:cs="BIZ UDPGothic" w:eastAsia="BIZ UDPGothic" w:hAnsi="BIZ UDPGothic"/>
+                <w:b/>
+                <w:bCs/>
+                <w:color w:val="000000"/>
+                <w:sz w:val="18"/>
+                <w:szCs w:val="18"/>
+              </w:rPr>
+              <w:t xml:space="preserve">No.</w:t>
+            </w:r>
+          </w:p>
+        </w:tc>
+        <w:tc>
+          <w:tcPr>
+            <w:tcW w:type="dxa" w:w="2200"/>
+            <w:tcBorders>
+              <w:top w:val="single" w:color="CCCCCC" w:sz="4"/>
+              <w:left w:val="single" w:color="CCCCCC" w:sz="4"/>
+              <w:bottom w:val="single" w:color="CCCCCC" w:sz="4"/>
+              <w:right w:val="single" w:color="CCCCCC" w:sz="4"/>
+            </w:tcBorders>
+            <w:shd w:fill="E8E8E8" w:val="clear"/>
+            <w:tcMar>
+              <w:top w:type="dxa" w:w="80"/>
+              <w:left w:type="dxa" w:w="120"/>
+              <w:bottom w:type="dxa" w:w="80"/>
+              <w:right w:type="dxa" w:w="120"/>
+            </w:tcMar>
+            <w:vAlign w:val="center"/>
+          </w:tcPr>
+          <w:p>
+            <w:pPr>
+              <w:jc w:val="left"/>
+            </w:pPr>
+            <w:r>
+              <w:rPr>
+                <w:rFonts w:ascii="BIZ UDPGothic" w:cs="BIZ UDPGothic" w:eastAsia="BIZ UDPGothic" w:hAnsi="BIZ UDPGothic"/>
+                <w:b/>
+                <w:bCs/>
+                <w:color w:val="000000"/>
+                <w:sz w:val="18"/>
+                <w:szCs w:val="18"/>
+              </w:rPr>
+              <w:t xml:space="preserve">項目</w:t>
+            </w:r>
+            <w:r>
+              <w:rPr>
+                <w:rFonts w:ascii="BIZ UDPGothic" w:cs="BIZ UDPGothic" w:eastAsia="BIZ UDPGothic" w:hAnsi="BIZ UDPGothic"/>
+                <w:i/>
+                <w:iCs/>
+                <w:color w:val="888888"/>
+                <w:sz w:val="16"/>
+                <w:szCs w:val="16"/>
+              </w:rPr>
+              <w:t xml:space="preserve"> / </w:t>
+            </w:r>
+            <w:r>
+              <w:rPr>
+                <w:rFonts w:ascii="BIZ UDPGothic" w:cs="BIZ UDPGothic" w:eastAsia="BIZ UDPGothic" w:hAnsi="BIZ UDPGothic"/>
+                <w:i/>
+                <w:iCs/>
+                <w:color w:val="888888"/>
+                <w:sz w:val="16"/>
+                <w:szCs w:val="16"/>
+              </w:rPr>
+              <w:t xml:space="preserve">Hạng mục</w:t>
+            </w:r>
+          </w:p>
+        </w:tc>
+        <w:tc>
+          <w:tcPr>
+            <w:tcW w:type="dxa" w:w="6906"/>
+            <w:tcBorders>
+              <w:top w:val="single" w:color="CCCCCC" w:sz="4"/>
+              <w:left w:val="single" w:color="CCCCCC" w:sz="4"/>
+              <w:bottom w:val="single" w:color="CCCCCC" w:sz="4"/>
+              <w:right w:val="single" w:color="CCCCCC" w:sz="4"/>
+            </w:tcBorders>
+            <w:shd w:fill="E8E8E8" w:val="clear"/>
+            <w:tcMar>
+              <w:top w:type="dxa" w:w="80"/>
+              <w:left w:type="dxa" w:w="120"/>
+              <w:bottom w:type="dxa" w:w="80"/>
+              <w:right w:type="dxa" w:w="120"/>
+            </w:tcMar>
+            <w:vAlign w:val="center"/>
+          </w:tcPr>
+          <w:p>
+            <w:pPr>
+              <w:jc w:val="left"/>
+            </w:pPr>
+            <w:r>
+              <w:rPr>
+                <w:rFonts w:ascii="BIZ UDPGothic" w:cs="BIZ UDPGothic" w:eastAsia="BIZ UDPGothic" w:hAnsi="BIZ UDPGothic"/>
+                <w:b/>
+                <w:bCs/>
+                <w:color w:val="000000"/>
+                <w:sz w:val="18"/>
+                <w:szCs w:val="18"/>
+              </w:rPr>
+              <w:t xml:space="preserve">確認・注意事項</w:t>
+            </w:r>
+            <w:r>
+              <w:rPr>
+                <w:rFonts w:ascii="BIZ UDPGothic" w:cs="BIZ UDPGothic" w:eastAsia="BIZ UDPGothic" w:hAnsi="BIZ UDPGothic"/>
+                <w:i/>
+                <w:iCs/>
+                <w:color w:val="888888"/>
+                <w:sz w:val="16"/>
+                <w:szCs w:val="16"/>
+              </w:rPr>
+              <w:t xml:space="preserve"> / </w:t>
+            </w:r>
+            <w:r>
+              <w:rPr>
+                <w:rFonts w:ascii="BIZ UDPGothic" w:cs="BIZ UDPGothic" w:eastAsia="BIZ UDPGothic" w:hAnsi="BIZ UDPGothic"/>
+                <w:i/>
+                <w:iCs/>
+                <w:color w:val="888888"/>
+                <w:sz w:val="16"/>
+                <w:szCs w:val="16"/>
+              </w:rPr>
+              <w:t xml:space="preserve">Xác nhận &amp; Lưu ý</w:t>
+            </w:r>
+          </w:p>
+        </w:tc>
+      </w:tr>
+      <w:tr>
+        <w:trPr>
+          <w:cantSplit/>
+        </w:trPr>
+        <w:tc>
+          <w:tcPr>
+            <w:tcW w:type="dxa" w:w="400"/>
+            <w:tcBorders>
+              <w:top w:val="single" w:color="CCCCCC" w:sz="4"/>
+              <w:left w:val="single" w:color="CCCCCC" w:sz="4"/>
+              <w:bottom w:val="single" w:color="CCCCCC" w:sz="4"/>
+              <w:right w:val="single" w:color="CCCCCC" w:sz="4"/>
+            </w:tcBorders>
+            <w:shd w:fill="FFFFFF" w:val="clear"/>
+            <w:tcMar>
+              <w:top w:type="dxa" w:w="80"/>
+              <w:left w:type="dxa" w:w="120"/>
+              <w:bottom w:type="dxa" w:w="80"/>
+              <w:right w:type="dxa" w:w="120"/>
+            </w:tcMar>
+            <w:vAlign w:val="center"/>
+          </w:tcPr>
+          <w:p>
+            <w:pPr>
+              <w:jc w:val="center"/>
+            </w:pPr>
+            <w:r>
+              <w:rPr>
+                <w:rFonts w:ascii="BIZ UDPGothic" w:cs="BIZ UDPGothic" w:eastAsia="BIZ UDPGothic" w:hAnsi="BIZ UDPGothic"/>
+                <w:b w:val="false"/>
+                <w:bCs w:val="false"/>
+                <w:color w:val="404040"/>
+                <w:sz w:val="18"/>
+                <w:szCs w:val="18"/>
+              </w:rPr>
+              <w:t xml:space="preserve">1</w:t>
+            </w:r>
+          </w:p>
+        </w:tc>
+        <w:tc>
+          <w:tcPr>
+            <w:tcW w:type="dxa" w:w="2200"/>
+            <w:tcBorders>
+              <w:top w:val="single" w:color="CCCCCC" w:sz="4"/>
+              <w:left w:val="single" w:color="CCCCCC" w:sz="4"/>
+              <w:bottom w:val="single" w:color="CCCCCC" w:sz="4"/>
+              <w:right w:val="single" w:color="CCCCCC" w:sz="4"/>
+            </w:tcBorders>
+            <w:shd w:fill="FFFFFF" w:val="clear"/>
+            <w:tcMar>
+              <w:top w:type="dxa" w:w="80"/>
+              <w:left w:type="dxa" w:w="120"/>
+              <w:bottom w:type="dxa" w:w="80"/>
+              <w:right w:type="dxa" w:w="120"/>
+            </w:tcMar>
+          </w:tcPr>
+          <w:p>
+            <w:pPr>
+              <w:spacing w:before="0" w:after="0"/>
+            </w:pPr>
+            <w:r>
+              <w:rPr>
+                <w:rFonts w:ascii="BIZ UDPGothic" w:cs="BIZ UDPGothic" w:eastAsia="BIZ UDPGothic" w:hAnsi="BIZ UDPGothic"/>
+                <w:color w:val="404040"/>
+                <w:sz w:val="18"/>
+                <w:szCs w:val="18"/>
+              </w:rPr>
+              <w:t xml:space="preserve">[事前] ロールバック計画</w:t>
+            </w:r>
+          </w:p>
+          <w:p>
+            <w:pPr>
+              <w:spacing w:before="0" w:after="0"/>
+            </w:pPr>
+            <w:r>
+              <w:rPr>
+                <w:rFonts w:ascii="BIZ UDPGothic" w:cs="BIZ UDPGothic" w:eastAsia="BIZ UDPGothic" w:hAnsi="BIZ UDPGothic"/>
+                <w:color w:val="404040"/>
+                <w:sz w:val="18"/>
+                <w:szCs w:val="18"/>
+              </w:rPr>
+              <w:t xml:space="preserve">/ Kế hoạch rollback</w:t>
+            </w:r>
+          </w:p>
+        </w:tc>
+        <w:tc>
+          <w:tcPr>
+            <w:tcW w:type="dxa" w:w="6906"/>
+            <w:tcBorders>
+              <w:top w:val="single" w:color="CCCCCC" w:sz="4"/>
+              <w:left w:val="single" w:color="CCCCCC" w:sz="4"/>
+              <w:bottom w:val="single" w:color="CCCCCC" w:sz="4"/>
+              <w:right w:val="single" w:color="CCCCCC" w:sz="4"/>
+            </w:tcBorders>
+            <w:shd w:fill="FFFFFF" w:val="clear"/>
+            <w:tcMar>
+              <w:top w:type="dxa" w:w="80"/>
+              <w:left w:type="dxa" w:w="120"/>
+              <w:bottom w:type="dxa" w:w="80"/>
+              <w:right w:type="dxa" w:w="120"/>
+            </w:tcMar>
+          </w:tcPr>
+          <w:p>
+            <w:pPr>
+              <w:spacing w:before="0" w:after="0"/>
+            </w:pPr>
+            <w:r>
+              <w:rPr>
+                <w:rFonts w:ascii="BIZ UDPGothic" w:cs="BIZ UDPGothic" w:eastAsia="BIZ UDPGothic" w:hAnsi="BIZ UDPGothic"/>
+                <w:color w:val="404040"/>
+                <w:sz w:val="18"/>
+                <w:szCs w:val="18"/>
+              </w:rPr>
+              <w:t xml:space="preserve">本書は設計書のため、ロールバック対象なし</w:t>
+            </w:r>
+          </w:p>
+        </w:tc>
+      </w:tr>
+      <w:tr>
+        <w:trPr>
+          <w:cantSplit/>
+        </w:trPr>
+        <w:tc>
+          <w:tcPr>
+            <w:tcW w:type="dxa" w:w="400"/>
+            <w:tcBorders>
+              <w:top w:val="single" w:color="CCCCCC" w:sz="4"/>
+              <w:left w:val="single" w:color="CCCCCC" w:sz="4"/>
+              <w:bottom w:val="single" w:color="CCCCCC" w:sz="4"/>
+              <w:right w:val="single" w:color="CCCCCC" w:sz="4"/>
+            </w:tcBorders>
+            <w:shd w:fill="FFFFFF" w:val="clear"/>
+            <w:tcMar>
+              <w:top w:type="dxa" w:w="80"/>
+              <w:left w:type="dxa" w:w="120"/>
+              <w:bottom w:type="dxa" w:w="80"/>
+              <w:right w:type="dxa" w:w="120"/>
+            </w:tcMar>
+            <w:vAlign w:val="center"/>
+          </w:tcPr>
+          <w:p>
+            <w:pPr>
+              <w:jc w:val="center"/>
+            </w:pPr>
+            <w:r>
+              <w:rPr>
+                <w:rFonts w:ascii="BIZ UDPGothic" w:cs="BIZ UDPGothic" w:eastAsia="BIZ UDPGothic" w:hAnsi="BIZ UDPGothic"/>
+                <w:b w:val="false"/>
+                <w:bCs w:val="false"/>
+                <w:color w:val="404040"/>
+                <w:sz w:val="18"/>
+                <w:szCs w:val="18"/>
+              </w:rPr>
+              <w:t xml:space="preserve">2</w:t>
+            </w:r>
+          </w:p>
+        </w:tc>
+        <w:tc>
+          <w:tcPr>
+            <w:tcW w:type="dxa" w:w="2200"/>
+            <w:tcBorders>
+              <w:top w:val="single" w:color="CCCCCC" w:sz="4"/>
+              <w:left w:val="single" w:color="CCCCCC" w:sz="4"/>
+              <w:bottom w:val="single" w:color="CCCCCC" w:sz="4"/>
+              <w:right w:val="single" w:color="CCCCCC" w:sz="4"/>
+            </w:tcBorders>
+            <w:shd w:fill="FFFFFF" w:val="clear"/>
+            <w:tcMar>
+              <w:top w:type="dxa" w:w="80"/>
+              <w:left w:type="dxa" w:w="120"/>
+              <w:bottom w:type="dxa" w:w="80"/>
+              <w:right w:type="dxa" w:w="120"/>
+            </w:tcMar>
+          </w:tcPr>
+          <w:p>
+            <w:pPr>
+              <w:spacing w:before="0" w:after="0"/>
+            </w:pPr>
+            <w:r>
+              <w:rPr>
+                <w:rFonts w:ascii="BIZ UDPGothic" w:cs="BIZ UDPGothic" w:eastAsia="BIZ UDPGothic" w:hAnsi="BIZ UDPGothic"/>
+                <w:color w:val="404040"/>
+                <w:sz w:val="18"/>
+                <w:szCs w:val="18"/>
+              </w:rPr>
+              <w:t xml:space="preserve">[事前] データバックアップ</w:t>
+            </w:r>
+          </w:p>
+          <w:p>
+            <w:pPr>
+              <w:spacing w:before="0" w:after="0"/>
+            </w:pPr>
+            <w:r>
+              <w:rPr>
+                <w:rFonts w:ascii="BIZ UDPGothic" w:cs="BIZ UDPGothic" w:eastAsia="BIZ UDPGothic" w:hAnsi="BIZ UDPGothic"/>
+                <w:color w:val="404040"/>
+                <w:sz w:val="18"/>
+                <w:szCs w:val="18"/>
+              </w:rPr>
+              <w:t xml:space="preserve">/ Sao lưu dữ liệu</w:t>
+            </w:r>
+          </w:p>
+        </w:tc>
+        <w:tc>
+          <w:tcPr>
+            <w:tcW w:type="dxa" w:w="6906"/>
+            <w:tcBorders>
+              <w:top w:val="single" w:color="CCCCCC" w:sz="4"/>
+              <w:left w:val="single" w:color="CCCCCC" w:sz="4"/>
+              <w:bottom w:val="single" w:color="CCCCCC" w:sz="4"/>
+              <w:right w:val="single" w:color="CCCCCC" w:sz="4"/>
+            </w:tcBorders>
+            <w:shd w:fill="FFFFFF" w:val="clear"/>
+            <w:tcMar>
+              <w:top w:type="dxa" w:w="80"/>
+              <w:left w:type="dxa" w:w="120"/>
+              <w:bottom w:type="dxa" w:w="80"/>
+              <w:right w:type="dxa" w:w="120"/>
+            </w:tcMar>
+          </w:tcPr>
+          <w:p>
+            <w:pPr>
+              <w:spacing w:before="0" w:after="0"/>
+            </w:pPr>
+            <w:r>
+              <w:rPr>
+                <w:rFonts w:ascii="BIZ UDPGothic" w:cs="BIZ UDPGothic" w:eastAsia="BIZ UDPGothic" w:hAnsi="BIZ UDPGothic"/>
+                <w:color w:val="404040"/>
+                <w:sz w:val="18"/>
+                <w:szCs w:val="18"/>
+              </w:rPr>
+              <w:t xml:space="preserve">不要（設計書）</w:t>
+            </w:r>
+          </w:p>
+        </w:tc>
+      </w:tr>
+      <w:tr>
+        <w:trPr>
+          <w:cantSplit/>
+        </w:trPr>
+        <w:tc>
+          <w:tcPr>
+            <w:tcW w:type="dxa" w:w="400"/>
+            <w:tcBorders>
+              <w:top w:val="single" w:color="CCCCCC" w:sz="4"/>
+              <w:left w:val="single" w:color="CCCCCC" w:sz="4"/>
+              <w:bottom w:val="single" w:color="CCCCCC" w:sz="4"/>
+              <w:right w:val="single" w:color="CCCCCC" w:sz="4"/>
+            </w:tcBorders>
+            <w:shd w:fill="FFFFFF" w:val="clear"/>
+            <w:tcMar>
+              <w:top w:type="dxa" w:w="80"/>
+              <w:left w:type="dxa" w:w="120"/>
+              <w:bottom w:type="dxa" w:w="80"/>
+              <w:right w:type="dxa" w:w="120"/>
+            </w:tcMar>
+            <w:vAlign w:val="center"/>
+          </w:tcPr>
+          <w:p>
+            <w:pPr>
+              <w:jc w:val="center"/>
+            </w:pPr>
+            <w:r>
+              <w:rPr>
+                <w:rFonts w:ascii="BIZ UDPGothic" w:cs="BIZ UDPGothic" w:eastAsia="BIZ UDPGothic" w:hAnsi="BIZ UDPGothic"/>
+                <w:b w:val="false"/>
+                <w:bCs w:val="false"/>
+                <w:color w:val="404040"/>
+                <w:sz w:val="18"/>
+                <w:szCs w:val="18"/>
+              </w:rPr>
+              <w:t xml:space="preserve">3</w:t>
+            </w:r>
+          </w:p>
+        </w:tc>
+        <w:tc>
+          <w:tcPr>
+            <w:tcW w:type="dxa" w:w="2200"/>
+            <w:tcBorders>
+              <w:top w:val="single" w:color="CCCCCC" w:sz="4"/>
+              <w:left w:val="single" w:color="CCCCCC" w:sz="4"/>
+              <w:bottom w:val="single" w:color="CCCCCC" w:sz="4"/>
+              <w:right w:val="single" w:color="CCCCCC" w:sz="4"/>
+            </w:tcBorders>
+            <w:shd w:fill="FFFFFF" w:val="clear"/>
+            <w:tcMar>
+              <w:top w:type="dxa" w:w="80"/>
+              <w:left w:type="dxa" w:w="120"/>
+              <w:bottom w:type="dxa" w:w="80"/>
+              <w:right w:type="dxa" w:w="120"/>
+            </w:tcMar>
+          </w:tcPr>
+          <w:p>
+            <w:pPr>
+              <w:spacing w:before="0" w:after="0"/>
+            </w:pPr>
+            <w:r>
+              <w:rPr>
+                <w:rFonts w:ascii="BIZ UDPGothic" w:cs="BIZ UDPGothic" w:eastAsia="BIZ UDPGothic" w:hAnsi="BIZ UDPGothic"/>
+                <w:color w:val="404040"/>
+                <w:sz w:val="18"/>
+                <w:szCs w:val="18"/>
+              </w:rPr>
+              <w:t xml:space="preserve">[事前] AWS事前作業確認</w:t>
+            </w:r>
+          </w:p>
+          <w:p>
+            <w:pPr>
+              <w:spacing w:before="0" w:after="0"/>
+            </w:pPr>
+            <w:r>
+              <w:rPr>
+                <w:rFonts w:ascii="BIZ UDPGothic" w:cs="BIZ UDPGothic" w:eastAsia="BIZ UDPGothic" w:hAnsi="BIZ UDPGothic"/>
+                <w:color w:val="404040"/>
+                <w:sz w:val="18"/>
+                <w:szCs w:val="18"/>
+              </w:rPr>
+              <w:t xml:space="preserve">/ Xác nhận công việc AWS</w:t>
+            </w:r>
+          </w:p>
+        </w:tc>
+        <w:tc>
+          <w:tcPr>
+            <w:tcW w:type="dxa" w:w="6906"/>
+            <w:tcBorders>
+              <w:top w:val="single" w:color="CCCCCC" w:sz="4"/>
+              <w:left w:val="single" w:color="CCCCCC" w:sz="4"/>
+              <w:bottom w:val="single" w:color="CCCCCC" w:sz="4"/>
+              <w:right w:val="single" w:color="CCCCCC" w:sz="4"/>
+            </w:tcBorders>
+            <w:shd w:fill="FFFFFF" w:val="clear"/>
+            <w:tcMar>
+              <w:top w:type="dxa" w:w="80"/>
+              <w:left w:type="dxa" w:w="120"/>
+              <w:bottom w:type="dxa" w:w="80"/>
+              <w:right w:type="dxa" w:w="120"/>
+            </w:tcMar>
+          </w:tcPr>
+          <w:p>
+            <w:pPr>
+              <w:spacing w:before="0" w:after="0"/>
+            </w:pPr>
+            <w:r>
+              <w:rPr>
+                <w:rFonts w:ascii="BIZ UDPGothic" w:cs="BIZ UDPGothic" w:eastAsia="BIZ UDPGothic" w:hAnsi="BIZ UDPGothic"/>
+                <w:color w:val="404040"/>
+                <w:sz w:val="18"/>
+                <w:szCs w:val="18"/>
+              </w:rPr>
+              <w:t xml:space="preserve">設計書の内容を関係者全員がレビュー済みであること</w:t>
+            </w:r>
+          </w:p>
+        </w:tc>
+      </w:tr>
+      <w:tr>
+        <w:trPr>
+          <w:cantSplit/>
+        </w:trPr>
+        <w:tc>
+          <w:tcPr>
+            <w:tcW w:type="dxa" w:w="400"/>
+            <w:tcBorders>
+              <w:top w:val="single" w:color="CCCCCC" w:sz="4"/>
+              <w:left w:val="single" w:color="CCCCCC" w:sz="4"/>
+              <w:bottom w:val="single" w:color="CCCCCC" w:sz="4"/>
+              <w:right w:val="single" w:color="CCCCCC" w:sz="4"/>
+            </w:tcBorders>
+            <w:shd w:fill="FFFFFF" w:val="clear"/>
+            <w:tcMar>
+              <w:top w:type="dxa" w:w="80"/>
+              <w:left w:type="dxa" w:w="120"/>
+              <w:bottom w:type="dxa" w:w="80"/>
+              <w:right w:type="dxa" w:w="120"/>
+            </w:tcMar>
+            <w:vAlign w:val="center"/>
+          </w:tcPr>
+          <w:p>
+            <w:pPr>
+              <w:jc w:val="center"/>
+            </w:pPr>
+            <w:r>
+              <w:rPr>
+                <w:rFonts w:ascii="BIZ UDPGothic" w:cs="BIZ UDPGothic" w:eastAsia="BIZ UDPGothic" w:hAnsi="BIZ UDPGothic"/>
+                <w:b w:val="false"/>
+                <w:bCs w:val="false"/>
+                <w:color w:val="404040"/>
+                <w:sz w:val="18"/>
+                <w:szCs w:val="18"/>
+              </w:rPr>
+              <w:t xml:space="preserve">4</w:t>
+            </w:r>
+          </w:p>
+        </w:tc>
+        <w:tc>
+          <w:tcPr>
+            <w:tcW w:type="dxa" w:w="2200"/>
+            <w:tcBorders>
+              <w:top w:val="single" w:color="CCCCCC" w:sz="4"/>
+              <w:left w:val="single" w:color="CCCCCC" w:sz="4"/>
+              <w:bottom w:val="single" w:color="CCCCCC" w:sz="4"/>
+              <w:right w:val="single" w:color="CCCCCC" w:sz="4"/>
+            </w:tcBorders>
+            <w:shd w:fill="FFFFFF" w:val="clear"/>
+            <w:tcMar>
+              <w:top w:type="dxa" w:w="80"/>
+              <w:left w:type="dxa" w:w="120"/>
+              <w:bottom w:type="dxa" w:w="80"/>
+              <w:right w:type="dxa" w:w="120"/>
+            </w:tcMar>
+          </w:tcPr>
+          <w:p>
+            <w:pPr>
+              <w:spacing w:before="0" w:after="0"/>
+            </w:pPr>
+            <w:r>
+              <w:rPr>
+                <w:rFonts w:ascii="BIZ UDPGothic" w:cs="BIZ UDPGothic" w:eastAsia="BIZ UDPGothic" w:hAnsi="BIZ UDPGothic"/>
+                <w:color w:val="404040"/>
+                <w:sz w:val="18"/>
+                <w:szCs w:val="18"/>
+              </w:rPr>
+              <w:t xml:space="preserve">[事前] デプロイタイムライン</w:t>
+            </w:r>
+          </w:p>
+          <w:p>
+            <w:pPr>
+              <w:spacing w:before="0" w:after="0"/>
+            </w:pPr>
+            <w:r>
+              <w:rPr>
+                <w:rFonts w:ascii="BIZ UDPGothic" w:cs="BIZ UDPGothic" w:eastAsia="BIZ UDPGothic" w:hAnsi="BIZ UDPGothic"/>
+                <w:color w:val="404040"/>
+                <w:sz w:val="18"/>
+                <w:szCs w:val="18"/>
+              </w:rPr>
+              <w:t xml:space="preserve">/ Timeline triển khai</w:t>
+            </w:r>
+          </w:p>
+        </w:tc>
+        <w:tc>
+          <w:tcPr>
+            <w:tcW w:type="dxa" w:w="6906"/>
+            <w:tcBorders>
+              <w:top w:val="single" w:color="CCCCCC" w:sz="4"/>
+              <w:left w:val="single" w:color="CCCCCC" w:sz="4"/>
+              <w:bottom w:val="single" w:color="CCCCCC" w:sz="4"/>
+              <w:right w:val="single" w:color="CCCCCC" w:sz="4"/>
+            </w:tcBorders>
+            <w:shd w:fill="FFFFFF" w:val="clear"/>
+            <w:tcMar>
+              <w:top w:type="dxa" w:w="80"/>
+              <w:left w:type="dxa" w:w="120"/>
+              <w:bottom w:type="dxa" w:w="80"/>
+              <w:right w:type="dxa" w:w="120"/>
+            </w:tcMar>
+          </w:tcPr>
+          <w:p>
+            <w:pPr>
+              <w:spacing w:before="0" w:after="0"/>
+            </w:pPr>
+            <w:r>
+              <w:rPr>
+                <w:rFonts w:ascii="BIZ UDPGothic" w:cs="BIZ UDPGothic" w:eastAsia="BIZ UDPGothic" w:hAnsi="BIZ UDPGothic"/>
+                <w:color w:val="404040"/>
+                <w:sz w:val="18"/>
+                <w:szCs w:val="18"/>
+              </w:rPr>
+              <w:t xml:space="preserve">設計レビュー: 2営業日</w:t>
+            </w:r>
+          </w:p>
+          <w:p>
+            <w:pPr>
+              <w:spacing w:before="0" w:after="0"/>
+            </w:pPr>
+            <w:r>
+              <w:rPr>
+                <w:rFonts w:ascii="BIZ UDPGothic" w:cs="BIZ UDPGothic" w:eastAsia="BIZ UDPGothic" w:hAnsi="BIZ UDPGothic"/>
+                <w:color w:val="404040"/>
+                <w:sz w:val="18"/>
+                <w:szCs w:val="18"/>
+              </w:rPr>
+              <w:t xml:space="preserve">承認: 1営業日</w:t>
+            </w:r>
+          </w:p>
+        </w:tc>
+      </w:tr>
+      <w:tr>
+        <w:trPr>
+          <w:cantSplit/>
+        </w:trPr>
+        <w:tc>
+          <w:tcPr>
+            <w:tcW w:type="dxa" w:w="400"/>
+            <w:tcBorders>
+              <w:top w:val="single" w:color="CCCCCC" w:sz="4"/>
+              <w:left w:val="single" w:color="CCCCCC" w:sz="4"/>
+              <w:bottom w:val="single" w:color="CCCCCC" w:sz="4"/>
+              <w:right w:val="single" w:color="CCCCCC" w:sz="4"/>
+            </w:tcBorders>
+            <w:shd w:fill="FFFFFF" w:val="clear"/>
+            <w:tcMar>
+              <w:top w:type="dxa" w:w="80"/>
+              <w:left w:type="dxa" w:w="120"/>
+              <w:bottom w:type="dxa" w:w="80"/>
+              <w:right w:type="dxa" w:w="120"/>
+            </w:tcMar>
+            <w:vAlign w:val="center"/>
+          </w:tcPr>
+          <w:p>
+            <w:pPr>
+              <w:jc w:val="center"/>
+            </w:pPr>
+            <w:r>
+              <w:rPr>
+                <w:rFonts w:ascii="BIZ UDPGothic" w:cs="BIZ UDPGothic" w:eastAsia="BIZ UDPGothic" w:hAnsi="BIZ UDPGothic"/>
+                <w:b w:val="false"/>
+                <w:bCs w:val="false"/>
+                <w:color w:val="404040"/>
+                <w:sz w:val="18"/>
+                <w:szCs w:val="18"/>
+              </w:rPr>
+              <w:t xml:space="preserve">5</w:t>
+            </w:r>
+          </w:p>
+        </w:tc>
+        <w:tc>
+          <w:tcPr>
+            <w:tcW w:type="dxa" w:w="2200"/>
+            <w:tcBorders>
+              <w:top w:val="single" w:color="CCCCCC" w:sz="4"/>
+              <w:left w:val="single" w:color="CCCCCC" w:sz="4"/>
+              <w:bottom w:val="single" w:color="CCCCCC" w:sz="4"/>
+              <w:right w:val="single" w:color="CCCCCC" w:sz="4"/>
+            </w:tcBorders>
+            <w:shd w:fill="FFFFFF" w:val="clear"/>
+            <w:tcMar>
+              <w:top w:type="dxa" w:w="80"/>
+              <w:left w:type="dxa" w:w="120"/>
+              <w:bottom w:type="dxa" w:w="80"/>
+              <w:right w:type="dxa" w:w="120"/>
+            </w:tcMar>
+          </w:tcPr>
+          <w:p>
+            <w:pPr>
+              <w:spacing w:before="0" w:after="0"/>
+            </w:pPr>
+            <w:r>
+              <w:rPr>
+                <w:rFonts w:ascii="BIZ UDPGothic" w:cs="BIZ UDPGothic" w:eastAsia="BIZ UDPGothic" w:hAnsi="BIZ UDPGothic"/>
+                <w:color w:val="404040"/>
+                <w:sz w:val="18"/>
+                <w:szCs w:val="18"/>
+              </w:rPr>
+              <w:t xml:space="preserve">[事前] 担当者確認</w:t>
+            </w:r>
+          </w:p>
+          <w:p>
+            <w:pPr>
+              <w:spacing w:before="0" w:after="0"/>
+            </w:pPr>
+            <w:r>
+              <w:rPr>
+                <w:rFonts w:ascii="BIZ UDPGothic" w:cs="BIZ UDPGothic" w:eastAsia="BIZ UDPGothic" w:hAnsi="BIZ UDPGothic"/>
+                <w:color w:val="404040"/>
+                <w:sz w:val="18"/>
+                <w:szCs w:val="18"/>
+              </w:rPr>
+              <w:t xml:space="preserve">/ Xác nhận người phụ trách</w:t>
+            </w:r>
+          </w:p>
+        </w:tc>
+        <w:tc>
+          <w:tcPr>
+            <w:tcW w:type="dxa" w:w="6906"/>
+            <w:tcBorders>
+              <w:top w:val="single" w:color="CCCCCC" w:sz="4"/>
+              <w:left w:val="single" w:color="CCCCCC" w:sz="4"/>
+              <w:bottom w:val="single" w:color="CCCCCC" w:sz="4"/>
+              <w:right w:val="single" w:color="CCCCCC" w:sz="4"/>
+            </w:tcBorders>
+            <w:shd w:fill="FFFFFF" w:val="clear"/>
+            <w:tcMar>
+              <w:top w:type="dxa" w:w="80"/>
+              <w:left w:type="dxa" w:w="120"/>
+              <w:bottom w:type="dxa" w:w="80"/>
+              <w:right w:type="dxa" w:w="120"/>
+            </w:tcMar>
+          </w:tcPr>
+          <w:p>
+            <w:pPr>
+              <w:spacing w:before="0" w:after="0"/>
+            </w:pPr>
+            <w:r>
+              <w:rPr>
+                <w:rFonts w:ascii="BIZ UDPGothic" w:cs="BIZ UDPGothic" w:eastAsia="BIZ UDPGothic" w:hAnsi="BIZ UDPGothic"/>
+                <w:color w:val="404040"/>
+                <w:sz w:val="18"/>
+                <w:szCs w:val="18"/>
+              </w:rPr>
+              <w:t xml:space="preserve">作成: Thanh Nguyên</w:t>
+            </w:r>
+          </w:p>
+          <w:p>
+            <w:pPr>
+              <w:spacing w:before="0" w:after="0"/>
+            </w:pPr>
+            <w:r>
+              <w:rPr>
+                <w:rFonts w:ascii="BIZ UDPGothic" w:cs="BIZ UDPGothic" w:eastAsia="BIZ UDPGothic" w:hAnsi="BIZ UDPGothic"/>
+                <w:color w:val="404040"/>
+                <w:sz w:val="18"/>
+                <w:szCs w:val="18"/>
+              </w:rPr>
+              <w:t xml:space="preserve">レビュー: きよはら</w:t>
+            </w:r>
+          </w:p>
+          <w:p>
+            <w:pPr>
+              <w:spacing w:before="0" w:after="0"/>
+            </w:pPr>
+            <w:r>
+              <w:rPr>
+                <w:rFonts w:ascii="BIZ UDPGothic" w:cs="BIZ UDPGothic" w:eastAsia="BIZ UDPGothic" w:hAnsi="BIZ UDPGothic"/>
+                <w:color w:val="404040"/>
+                <w:sz w:val="18"/>
+                <w:szCs w:val="18"/>
+              </w:rPr>
+              <w:t xml:space="preserve">承認: きよはら</w:t>
+            </w:r>
+          </w:p>
+        </w:tc>
+      </w:tr>
+      <w:tr>
+        <w:trPr>
+          <w:cantSplit/>
+        </w:trPr>
+        <w:tc>
+          <w:tcPr>
+            <w:tcW w:type="dxa" w:w="400"/>
+            <w:tcBorders>
+              <w:top w:val="single" w:color="CCCCCC" w:sz="4"/>
+              <w:left w:val="single" w:color="CCCCCC" w:sz="4"/>
+              <w:bottom w:val="single" w:color="CCCCCC" w:sz="4"/>
+              <w:right w:val="single" w:color="CCCCCC" w:sz="4"/>
+            </w:tcBorders>
+            <w:shd w:fill="FFFFFF" w:val="clear"/>
+            <w:tcMar>
+              <w:top w:type="dxa" w:w="80"/>
+              <w:left w:type="dxa" w:w="120"/>
+              <w:bottom w:type="dxa" w:w="80"/>
+              <w:right w:type="dxa" w:w="120"/>
+            </w:tcMar>
+            <w:vAlign w:val="center"/>
+          </w:tcPr>
+          <w:p>
+            <w:pPr>
+              <w:jc w:val="center"/>
+            </w:pPr>
+            <w:r>
+              <w:rPr>
+                <w:rFonts w:ascii="BIZ UDPGothic" w:cs="BIZ UDPGothic" w:eastAsia="BIZ UDPGothic" w:hAnsi="BIZ UDPGothic"/>
+                <w:b w:val="false"/>
+                <w:bCs w:val="false"/>
+                <w:color w:val="404040"/>
+                <w:sz w:val="18"/>
+                <w:szCs w:val="18"/>
+              </w:rPr>
+              <w:t xml:space="preserve">6</w:t>
+            </w:r>
+          </w:p>
+        </w:tc>
+        <w:tc>
+          <w:tcPr>
+            <w:tcW w:type="dxa" w:w="2200"/>
+            <w:tcBorders>
+              <w:top w:val="single" w:color="CCCCCC" w:sz="4"/>
+              <w:left w:val="single" w:color="CCCCCC" w:sz="4"/>
+              <w:bottom w:val="single" w:color="CCCCCC" w:sz="4"/>
+              <w:right w:val="single" w:color="CCCCCC" w:sz="4"/>
+            </w:tcBorders>
+            <w:shd w:fill="FFFFFF" w:val="clear"/>
+            <w:tcMar>
+              <w:top w:type="dxa" w:w="80"/>
+              <w:left w:type="dxa" w:w="120"/>
+              <w:bottom w:type="dxa" w:w="80"/>
+              <w:right w:type="dxa" w:w="120"/>
+            </w:tcMar>
+          </w:tcPr>
+          <w:p>
+            <w:pPr>
+              <w:spacing w:before="0" w:after="0"/>
+            </w:pPr>
+            <w:r>
+              <w:rPr>
+                <w:rFonts w:ascii="BIZ UDPGothic" w:cs="BIZ UDPGothic" w:eastAsia="BIZ UDPGothic" w:hAnsi="BIZ UDPGothic"/>
+                <w:color w:val="404040"/>
+                <w:sz w:val="18"/>
+                <w:szCs w:val="18"/>
+              </w:rPr>
+              <w:t xml:space="preserve">[事後] デプロイ後確認</w:t>
+            </w:r>
+          </w:p>
+          <w:p>
+            <w:pPr>
+              <w:spacing w:before="0" w:after="0"/>
+            </w:pPr>
+            <w:r>
+              <w:rPr>
+                <w:rFonts w:ascii="BIZ UDPGothic" w:cs="BIZ UDPGothic" w:eastAsia="BIZ UDPGothic" w:hAnsi="BIZ UDPGothic"/>
+                <w:color w:val="404040"/>
+                <w:sz w:val="18"/>
+                <w:szCs w:val="18"/>
+              </w:rPr>
+              <w:t xml:space="preserve">/ Kiểm tra sau deploy</w:t>
+            </w:r>
+          </w:p>
+        </w:tc>
+        <w:tc>
+          <w:tcPr>
+            <w:tcW w:type="dxa" w:w="6906"/>
+            <w:tcBorders>
+              <w:top w:val="single" w:color="CCCCCC" w:sz="4"/>
+              <w:left w:val="single" w:color="CCCCCC" w:sz="4"/>
+              <w:bottom w:val="single" w:color="CCCCCC" w:sz="4"/>
+              <w:right w:val="single" w:color="CCCCCC" w:sz="4"/>
+            </w:tcBorders>
+            <w:shd w:fill="FFFFFF" w:val="clear"/>
+            <w:tcMar>
+              <w:top w:type="dxa" w:w="80"/>
+              <w:left w:type="dxa" w:w="120"/>
+              <w:bottom w:type="dxa" w:w="80"/>
+              <w:right w:type="dxa" w:w="120"/>
+            </w:tcMar>
+          </w:tcPr>
+          <w:p>
+            <w:pPr>
+              <w:spacing w:before="0" w:after="0"/>
+            </w:pPr>
+            <w:r>
+              <w:rPr>
+                <w:rFonts w:ascii="BIZ UDPGothic" w:cs="BIZ UDPGothic" w:eastAsia="BIZ UDPGothic" w:hAnsi="BIZ UDPGothic"/>
+                <w:color w:val="404040"/>
+                <w:sz w:val="18"/>
+                <w:szCs w:val="18"/>
+              </w:rPr>
+              <w:t xml:space="preserve">□ 全セクションのレビューが完了していること</w:t>
+            </w:r>
+          </w:p>
+          <w:p>
+            <w:pPr>
+              <w:spacing w:before="0" w:after="0"/>
+            </w:pPr>
+            <w:r>
+              <w:rPr>
+                <w:rFonts w:ascii="BIZ UDPGothic" w:cs="BIZ UDPGothic" w:eastAsia="BIZ UDPGothic" w:hAnsi="BIZ UDPGothic"/>
+                <w:color w:val="404040"/>
+                <w:sz w:val="18"/>
+                <w:szCs w:val="18"/>
+              </w:rPr>
+              <w:t xml:space="preserve">□ リスク分析・Rollback方法が合意されていること</w:t>
+            </w:r>
+          </w:p>
+        </w:tc>
+      </w:tr>
+      <w:tr>
+        <w:trPr>
+          <w:cantSplit/>
+        </w:trPr>
+        <w:tc>
+          <w:tcPr>
+            <w:tcW w:type="dxa" w:w="400"/>
+            <w:tcBorders>
+              <w:top w:val="single" w:color="CCCCCC" w:sz="4"/>
+              <w:left w:val="single" w:color="CCCCCC" w:sz="4"/>
+              <w:bottom w:val="single" w:color="CCCCCC" w:sz="4"/>
+              <w:right w:val="single" w:color="CCCCCC" w:sz="4"/>
+            </w:tcBorders>
+            <w:shd w:fill="FFFFFF" w:val="clear"/>
+            <w:tcMar>
+              <w:top w:type="dxa" w:w="80"/>
+              <w:left w:type="dxa" w:w="120"/>
+              <w:bottom w:type="dxa" w:w="80"/>
+              <w:right w:type="dxa" w:w="120"/>
+            </w:tcMar>
+            <w:vAlign w:val="center"/>
+          </w:tcPr>
+          <w:p>
+            <w:pPr>
+              <w:jc w:val="center"/>
+            </w:pPr>
+            <w:r>
+              <w:rPr>
+                <w:rFonts w:ascii="BIZ UDPGothic" w:cs="BIZ UDPGothic" w:eastAsia="BIZ UDPGothic" w:hAnsi="BIZ UDPGothic"/>
+                <w:b w:val="false"/>
+                <w:bCs w:val="false"/>
+                <w:color w:val="404040"/>
+                <w:sz w:val="18"/>
+                <w:szCs w:val="18"/>
+              </w:rPr>
+              <w:t xml:space="preserve">7</w:t>
+            </w:r>
+          </w:p>
+        </w:tc>
+        <w:tc>
+          <w:tcPr>
+            <w:tcW w:type="dxa" w:w="2200"/>
+            <w:tcBorders>
+              <w:top w:val="single" w:color="CCCCCC" w:sz="4"/>
+              <w:left w:val="single" w:color="CCCCCC" w:sz="4"/>
+              <w:bottom w:val="single" w:color="CCCCCC" w:sz="4"/>
+              <w:right w:val="single" w:color="CCCCCC" w:sz="4"/>
+            </w:tcBorders>
+            <w:shd w:fill="FFFFFF" w:val="clear"/>
+            <w:tcMar>
+              <w:top w:type="dxa" w:w="80"/>
+              <w:left w:type="dxa" w:w="120"/>
+              <w:bottom w:type="dxa" w:w="80"/>
+              <w:right w:type="dxa" w:w="120"/>
+            </w:tcMar>
+          </w:tcPr>
+          <w:p>
+            <w:pPr>
+              <w:spacing w:before="0" w:after="0"/>
+            </w:pPr>
+            <w:r>
+              <w:rPr>
+                <w:rFonts w:ascii="BIZ UDPGothic" w:cs="BIZ UDPGothic" w:eastAsia="BIZ UDPGothic" w:hAnsi="BIZ UDPGothic"/>
+                <w:color w:val="404040"/>
+                <w:sz w:val="18"/>
+                <w:szCs w:val="18"/>
+              </w:rPr>
+              <w:t xml:space="preserve">[事後] Go-Live後の監視</w:t>
+            </w:r>
+          </w:p>
+          <w:p>
+            <w:pPr>
+              <w:spacing w:before="0" w:after="0"/>
+            </w:pPr>
+            <w:r>
+              <w:rPr>
+                <w:rFonts w:ascii="BIZ UDPGothic" w:cs="BIZ UDPGothic" w:eastAsia="BIZ UDPGothic" w:hAnsi="BIZ UDPGothic"/>
+                <w:color w:val="404040"/>
+                <w:sz w:val="18"/>
+                <w:szCs w:val="18"/>
+              </w:rPr>
+              <w:t xml:space="preserve">/ Giám sát sau Go-Live</w:t>
+            </w:r>
+          </w:p>
+        </w:tc>
+        <w:tc>
+          <w:tcPr>
+            <w:tcW w:type="dxa" w:w="6906"/>
+            <w:tcBorders>
+              <w:top w:val="single" w:color="CCCCCC" w:sz="4"/>
+              <w:left w:val="single" w:color="CCCCCC" w:sz="4"/>
+              <w:bottom w:val="single" w:color="CCCCCC" w:sz="4"/>
+              <w:right w:val="single" w:color="CCCCCC" w:sz="4"/>
+            </w:tcBorders>
+            <w:shd w:fill="FFFFFF" w:val="clear"/>
+            <w:tcMar>
+              <w:top w:type="dxa" w:w="80"/>
+              <w:left w:type="dxa" w:w="120"/>
+              <w:bottom w:type="dxa" w:w="80"/>
+              <w:right w:type="dxa" w:w="120"/>
+            </w:tcMar>
+          </w:tcPr>
+          <w:p>
+            <w:pPr>
+              <w:spacing w:before="0" w:after="0"/>
+            </w:pPr>
+            <w:r>
+              <w:rPr>
+                <w:rFonts w:ascii="BIZ UDPGothic" w:cs="BIZ UDPGothic" w:eastAsia="BIZ UDPGothic" w:hAnsi="BIZ UDPGothic"/>
+                <w:color w:val="404040"/>
+                <w:sz w:val="18"/>
+                <w:szCs w:val="18"/>
+              </w:rPr>
+              <w:t xml:space="preserve">該当なし（設計書）</w:t>
+            </w:r>
+          </w:p>
+        </w:tc>
+      </w:tr>
+      <w:tr>
+        <w:trPr>
+          <w:cantSplit/>
+        </w:trPr>
+        <w:tc>
+          <w:tcPr>
+            <w:tcW w:type="dxa" w:w="400"/>
+            <w:tcBorders>
+              <w:top w:val="single" w:color="CCCCCC" w:sz="4"/>
+              <w:left w:val="single" w:color="CCCCCC" w:sz="4"/>
+              <w:bottom w:val="single" w:color="CCCCCC" w:sz="4"/>
+              <w:right w:val="single" w:color="CCCCCC" w:sz="4"/>
+            </w:tcBorders>
+            <w:shd w:fill="FFFFFF" w:val="clear"/>
+            <w:tcMar>
+              <w:top w:type="dxa" w:w="80"/>
+              <w:left w:type="dxa" w:w="120"/>
+              <w:bottom w:type="dxa" w:w="80"/>
+              <w:right w:type="dxa" w:w="120"/>
+            </w:tcMar>
+            <w:vAlign w:val="center"/>
+          </w:tcPr>
+          <w:p>
+            <w:pPr>
+              <w:jc w:val="center"/>
+            </w:pPr>
+            <w:r>
+              <w:rPr>
+                <w:rFonts w:ascii="BIZ UDPGothic" w:cs="BIZ UDPGothic" w:eastAsia="BIZ UDPGothic" w:hAnsi="BIZ UDPGothic"/>
+                <w:b w:val="false"/>
+                <w:bCs w:val="false"/>
+                <w:color w:val="404040"/>
+                <w:sz w:val="18"/>
+                <w:szCs w:val="18"/>
+              </w:rPr>
+              <w:t xml:space="preserve">8</w:t>
+            </w:r>
+          </w:p>
+        </w:tc>
+        <w:tc>
+          <w:tcPr>
+            <w:tcW w:type="dxa" w:w="2200"/>
+            <w:tcBorders>
+              <w:top w:val="single" w:color="CCCCCC" w:sz="4"/>
+              <w:left w:val="single" w:color="CCCCCC" w:sz="4"/>
+              <w:bottom w:val="single" w:color="CCCCCC" w:sz="4"/>
+              <w:right w:val="single" w:color="CCCCCC" w:sz="4"/>
+            </w:tcBorders>
+            <w:shd w:fill="FFFFFF" w:val="clear"/>
+            <w:tcMar>
+              <w:top w:type="dxa" w:w="80"/>
+              <w:left w:type="dxa" w:w="120"/>
+              <w:bottom w:type="dxa" w:w="80"/>
+              <w:right w:type="dxa" w:w="120"/>
+            </w:tcMar>
+          </w:tcPr>
+          <w:p>
+            <w:pPr>
+              <w:spacing w:before="0" w:after="0"/>
+            </w:pPr>
+            <w:r>
+              <w:rPr>
+                <w:rFonts w:ascii="BIZ UDPGothic" w:cs="BIZ UDPGothic" w:eastAsia="BIZ UDPGothic" w:hAnsi="BIZ UDPGothic"/>
+                <w:color w:val="404040"/>
+                <w:sz w:val="18"/>
+                <w:szCs w:val="18"/>
+              </w:rPr>
+              <w:t xml:space="preserve">[参考] テストシナリオ</w:t>
+            </w:r>
+          </w:p>
+          <w:p>
+            <w:pPr>
+              <w:spacing w:before="0" w:after="0"/>
+            </w:pPr>
+            <w:r>
+              <w:rPr>
+                <w:rFonts w:ascii="BIZ UDPGothic" w:cs="BIZ UDPGothic" w:eastAsia="BIZ UDPGothic" w:hAnsi="BIZ UDPGothic"/>
+                <w:color w:val="404040"/>
+                <w:sz w:val="18"/>
+                <w:szCs w:val="18"/>
+              </w:rPr>
+              <w:t xml:space="preserve">/ Kịch bản kiểm thử</w:t>
+            </w:r>
+          </w:p>
+        </w:tc>
+        <w:tc>
+          <w:tcPr>
+            <w:tcW w:type="dxa" w:w="6906"/>
+            <w:tcBorders>
+              <w:top w:val="single" w:color="CCCCCC" w:sz="4"/>
+              <w:left w:val="single" w:color="CCCCCC" w:sz="4"/>
+              <w:bottom w:val="single" w:color="CCCCCC" w:sz="4"/>
+              <w:right w:val="single" w:color="CCCCCC" w:sz="4"/>
+            </w:tcBorders>
+            <w:shd w:fill="FFFFFF" w:val="clear"/>
+            <w:tcMar>
+              <w:top w:type="dxa" w:w="80"/>
+              <w:left w:type="dxa" w:w="120"/>
+              <w:bottom w:type="dxa" w:w="80"/>
+              <w:right w:type="dxa" w:w="120"/>
+            </w:tcMar>
+          </w:tcPr>
+          <w:p>
+            <w:pPr>
+              <w:spacing w:before="0" w:after="0"/>
+            </w:pPr>
+            <w:r>
+              <w:rPr>
+                <w:rFonts w:ascii="BIZ UDPGothic" w:cs="BIZ UDPGothic" w:eastAsia="BIZ UDPGothic" w:hAnsi="BIZ UDPGothic"/>
+                <w:color w:val="404040"/>
+                <w:sz w:val="18"/>
+                <w:szCs w:val="18"/>
+              </w:rPr>
+              <w:t xml:space="preserve">該当なし（設計書）</w:t>
+            </w:r>
+          </w:p>
+        </w:tc>
+      </w:tr>
+    </w:tbl>
     <w:p>
       <w:pPr>
         <w:spacing w:before="100" w:after="100"/>
